--- a/public/legal/accessibility.docx
+++ b/public/legal/accessibility.docx
@@ -2,7 +2,33 @@
 <file path=word/document.xml><?xml version="1.0" encoding="utf-8"?>
 <w:document xmlns:w="http://schemas.openxmlformats.org/wordprocessingml/2006/main" xmlns:m="http://schemas.openxmlformats.org/officeDocument/2006/math" xmlns:r="http://schemas.openxmlformats.org/officeDocument/2006/relationships" xmlns:o="urn:schemas-microsoft-com:office:office" xmlns:v="urn:schemas-microsoft-com:vml" xmlns:w10="urn:schemas-microsoft-com:office:word" xmlns:a="http://schemas.openxmlformats.org/drawingml/2006/main" xmlns:pic="http://schemas.openxmlformats.org/drawingml/2006/picture" xmlns:wp="http://schemas.openxmlformats.org/drawingml/2006/wordprocessingDrawing">
   <w:body>
-    <w:bookmarkStart w:id="21" w:name="puretask-accessibility-statement"/>
+    <w:sdt>
+      <w:sdtPr>
+        <w:docPartObj>
+          <w:docPartGallery w:val="Table of Contents"/>
+          <w:docPartUnique/>
+        </w:docPartObj>
+      </w:sdtPr>
+      <w:sdtContent>
+        <w:p>
+          <w:pPr>
+            <w:pStyle w:val="TOCHeading"/>
+          </w:pPr>
+          <w:r>
+            <w:t xml:space="preserve">Table of Contents</w:t>
+          </w:r>
+        </w:p>
+        <w:p>
+          <w:r>
+            <w:fldChar w:fldCharType="begin" w:dirty="true"/>
+            <w:instrText xml:space="preserve">TOC \o "1-2" \h \z \u</w:instrText>
+            <w:fldChar w:fldCharType="separate"/>
+            <w:fldChar w:fldCharType="end"/>
+          </w:r>
+        </w:p>
+      </w:sdtContent>
+    </w:sdt>
+    <w:bookmarkStart w:id="32" w:name="puretask-accessibility-statement"/>
     <w:p>
       <w:pPr>
         <w:pStyle w:val="Heading1"/>
@@ -17,8 +43,8 @@
       </w:pPr>
       <w:r>
         <w:rPr>
-          <w:b/>
-          <w:bCs/>
+          <w:bCs/>
+          <w:b/>
         </w:rPr>
         <w:t xml:space="preserve">Effective Date:</w:t>
       </w:r>
@@ -26,15 +52,15 @@
         <w:t xml:space="preserve"> </w:t>
       </w:r>
       <w:r>
-        <w:t xml:space="preserve">May 17, 2026</w:t>
-      </w:r>
-      <w:r>
-        <w:t xml:space="preserve"> </w:t>
-      </w:r>
-      <w:r>
-        <w:rPr>
-          <w:b/>
-          <w:bCs/>
+        <w:t xml:space="preserve">[TO BE SET BEFORE LAUNCH]</w:t>
+      </w:r>
+      <w:r>
+        <w:t xml:space="preserve"> </w:t>
+      </w:r>
+      <w:r>
+        <w:rPr>
+          <w:bCs/>
+          <w:b/>
         </w:rPr>
         <w:t xml:space="preserve">Last Updated:</w:t>
       </w:r>
@@ -42,15 +68,15 @@
         <w:t xml:space="preserve"> </w:t>
       </w:r>
       <w:r>
-        <w:t xml:space="preserve">May 17, 2026</w:t>
-      </w:r>
-      <w:r>
-        <w:t xml:space="preserve"> </w:t>
-      </w:r>
-      <w:r>
-        <w:rPr>
-          <w:b/>
-          <w:bCs/>
+        <w:t xml:space="preserve">[TO BE SET BEFORE LAUNCH]</w:t>
+      </w:r>
+      <w:r>
+        <w:t xml:space="preserve"> </w:t>
+      </w:r>
+      <w:r>
+        <w:rPr>
+          <w:bCs/>
+          <w:b/>
         </w:rPr>
         <w:t xml:space="preserve">Version:</w:t>
       </w:r>
@@ -67,8 +93,8 @@
       </w:pPr>
       <w:r>
         <w:rPr>
-          <w:b/>
-          <w:bCs/>
+          <w:bCs/>
+          <w:b/>
         </w:rPr>
         <w:t xml:space="preserve">PureTask LLC</w:t>
       </w:r>
@@ -76,27 +102,69 @@
         <w:t xml:space="preserve"> </w:t>
       </w:r>
       <w:r>
-        <w:t xml:space="preserve">(“</w:t>
-      </w:r>
-      <w:r>
-        <w:rPr>
-          <w:b/>
-          <w:bCs/>
+        <w:t xml:space="preserve">(</w:t>
+      </w:r>
+      <w:r>
+        <w:t xml:space="preserve">“</w:t>
+      </w:r>
+      <w:r>
+        <w:rPr>
+          <w:bCs/>
+          <w:b/>
         </w:rPr>
         <w:t xml:space="preserve">PureTask</w:t>
       </w:r>
       <w:r>
-        <w:t xml:space="preserve">,” “we,” “us”) is committed to making our website, mobile applications, and the cleaning services facilitated through our Platform (the “</w:t>
-      </w:r>
-      <w:r>
-        <w:rPr>
-          <w:b/>
-          <w:bCs/>
+        <w:t xml:space="preserve">,</w:t>
+      </w:r>
+      <w:r>
+        <w:t xml:space="preserve">”</w:t>
+      </w:r>
+      <w:r>
+        <w:t xml:space="preserve"> </w:t>
+      </w:r>
+      <w:r>
+        <w:t xml:space="preserve">“</w:t>
+      </w:r>
+      <w:r>
+        <w:t xml:space="preserve">we,</w:t>
+      </w:r>
+      <w:r>
+        <w:t xml:space="preserve">”</w:t>
+      </w:r>
+      <w:r>
+        <w:t xml:space="preserve"> </w:t>
+      </w:r>
+      <w:r>
+        <w:t xml:space="preserve">“</w:t>
+      </w:r>
+      <w:r>
+        <w:t xml:space="preserve">us</w:t>
+      </w:r>
+      <w:r>
+        <w:t xml:space="preserve">”</w:t>
+      </w:r>
+      <w:r>
+        <w:t xml:space="preserve">) is committed to making our website, mobile applications, and the cleaning services facilitated through our Platform (the</w:t>
+      </w:r>
+      <w:r>
+        <w:t xml:space="preserve"> </w:t>
+      </w:r>
+      <w:r>
+        <w:t xml:space="preserve">“</w:t>
+      </w:r>
+      <w:r>
+        <w:rPr>
+          <w:bCs/>
+          <w:b/>
         </w:rPr>
         <w:t xml:space="preserve">Platform</w:t>
       </w:r>
       <w:r>
-        <w:t xml:space="preserve">”) accessible to the widest possible audience, including people with disabilities. We work to ensure that our Platform meets recognized accessibility standards and that all Users can find, request, and pay for cleaning services with dignity and independence.</w:t>
+        <w:t xml:space="preserve">”</w:t>
+      </w:r>
+      <w:r>
+        <w:t xml:space="preserve">) accessible to the widest possible audience, including people with disabilities. We work to ensure that our Platform meets recognized accessibility standards and that all Users can find, request, and pay for cleaning services with dignity and independence.</w:t>
       </w:r>
     </w:p>
     <w:p>
@@ -106,7 +174,7 @@
         </w:pict>
       </w:r>
     </w:p>
-    <w:bookmarkStart w:id="9" w:name="our-commitment"/>
+    <w:bookmarkStart w:id="20" w:name="our-commitment"/>
     <w:p>
       <w:pPr>
         <w:pStyle w:val="Heading2"/>
@@ -125,11 +193,11 @@
     </w:p>
     <w:p>
       <w:pPr>
-        <w:pStyle w:val="Compact"/>
         <w:numPr>
           <w:ilvl w:val="0"/>
           <w:numId w:val="1001"/>
         </w:numPr>
+        <w:pStyle w:val="Compact"/>
       </w:pPr>
       <w:r>
         <w:t xml:space="preserve">Providing equal access to information and functionality for all Users;</w:t>
@@ -137,11 +205,11 @@
     </w:p>
     <w:p>
       <w:pPr>
-        <w:pStyle w:val="Compact"/>
         <w:numPr>
           <w:ilvl w:val="0"/>
           <w:numId w:val="1001"/>
         </w:numPr>
+        <w:pStyle w:val="Compact"/>
       </w:pPr>
       <w:r>
         <w:t xml:space="preserve">Conforming to the</w:t>
@@ -151,8 +219,8 @@
       </w:r>
       <w:r>
         <w:rPr>
-          <w:b/>
-          <w:bCs/>
+          <w:bCs/>
+          <w:b/>
         </w:rPr>
         <w:t xml:space="preserve">Web Content Accessibility Guidelines (WCAG) 2.1 Level AA</w:t>
       </w:r>
@@ -162,11 +230,11 @@
     </w:p>
     <w:p>
       <w:pPr>
-        <w:pStyle w:val="Compact"/>
         <w:numPr>
           <w:ilvl w:val="0"/>
           <w:numId w:val="1001"/>
         </w:numPr>
+        <w:pStyle w:val="Compact"/>
       </w:pPr>
       <w:r>
         <w:t xml:space="preserve">Continuously improving the accessibility of the Platform as standards evolve and as we learn from User feedback;</w:t>
@@ -174,11 +242,11 @@
     </w:p>
     <w:p>
       <w:pPr>
-        <w:pStyle w:val="Compact"/>
         <w:numPr>
           <w:ilvl w:val="0"/>
           <w:numId w:val="1001"/>
         </w:numPr>
+        <w:pStyle w:val="Compact"/>
       </w:pPr>
       <w:r>
         <w:t xml:space="preserve">Complying with the</w:t>
@@ -188,8 +256,8 @@
       </w:r>
       <w:r>
         <w:rPr>
-          <w:b/>
-          <w:bCs/>
+          <w:bCs/>
+          <w:b/>
         </w:rPr>
         <w:t xml:space="preserve">Americans with Disabilities Act (ADA) Title III, 42 U.S.C. § 12181 et seq.</w:t>
       </w:r>
@@ -201,8 +269,8 @@
       </w:r>
       <w:r>
         <w:rPr>
-          <w:b/>
-          <w:bCs/>
+          <w:bCs/>
+          <w:b/>
         </w:rPr>
         <w:t xml:space="preserve">California Unruh Civil Rights Act (Cal. Civ. Code § 51)</w:t>
       </w:r>
@@ -214,8 +282,8 @@
       </w:r>
       <w:r>
         <w:rPr>
-          <w:b/>
-          <w:bCs/>
+          <w:bCs/>
+          <w:b/>
         </w:rPr>
         <w:t xml:space="preserve">California Disabled Persons Act (Cal. Civ. Code § 54)</w:t>
       </w:r>
@@ -227,8 +295,8 @@
       </w:r>
       <w:r>
         <w:rPr>
-          <w:b/>
-          <w:bCs/>
+          <w:bCs/>
+          <w:b/>
         </w:rPr>
         <w:t xml:space="preserve">Texas Human Resources Code Ch. 121</w:t>
       </w:r>
@@ -240,8 +308,8 @@
       </w:r>
       <w:r>
         <w:rPr>
-          <w:b/>
-          <w:bCs/>
+          <w:bCs/>
+          <w:b/>
         </w:rPr>
         <w:t xml:space="preserve">Florida Civil Rights Act (Fla. Stat. Ch. 760)</w:t>
       </w:r>
@@ -256,8 +324,8 @@
         </w:pict>
       </w:r>
     </w:p>
-    <w:bookmarkEnd w:id="9"/>
-    <w:bookmarkStart w:id="10" w:name="conformance-status"/>
+    <w:bookmarkEnd w:id="20"/>
+    <w:bookmarkStart w:id="21" w:name="conformance-status"/>
     <w:p>
       <w:pPr>
         <w:pStyle w:val="Heading2"/>
@@ -278,8 +346,8 @@
       </w:r>
       <w:r>
         <w:rPr>
-          <w:b/>
-          <w:bCs/>
+          <w:bCs/>
+          <w:b/>
         </w:rPr>
         <w:t xml:space="preserve">working toward conformance</w:t>
       </w:r>
@@ -295,6 +363,7 @@
         <w:tblStyle w:val="Table"/>
         <w:tblW w:type="auto" w:w="0"/>
         <w:tblLook w:firstRow="1" w:lastRow="0" w:firstColumn="0" w:lastColumn="0" w:noHBand="0" w:noVBand="0" w:val="0020"/>
+        <w:jc w:val="start"/>
       </w:tblPr>
       <w:tblGrid>
         <w:gridCol w:w="3960"/>
@@ -302,13 +371,14 @@
       </w:tblGrid>
       <w:tr>
         <w:trPr>
-          <w:tblHeader w:val="on"/>
+          <w:tblHeader w:val="true"/>
         </w:trPr>
         <w:tc>
           <w:tcPr/>
           <w:p>
             <w:pPr>
               <w:pStyle w:val="Compact"/>
+              <w:jc w:val="left"/>
             </w:pPr>
             <w:r>
               <w:t xml:space="preserve">Standard</w:t>
@@ -320,6 +390,7 @@
           <w:p>
             <w:pPr>
               <w:pStyle w:val="Compact"/>
+              <w:jc w:val="left"/>
             </w:pPr>
             <w:r>
               <w:t xml:space="preserve">Current Status</w:t>
@@ -333,6 +404,7 @@
           <w:p>
             <w:pPr>
               <w:pStyle w:val="Compact"/>
+              <w:jc w:val="left"/>
             </w:pPr>
             <w:r>
               <w:t xml:space="preserve">WCAG 2.1 Level A</w:t>
@@ -344,6 +416,7 @@
           <w:p>
             <w:pPr>
               <w:pStyle w:val="Compact"/>
+              <w:jc w:val="left"/>
             </w:pPr>
             <w:r>
               <w:t xml:space="preserve">Substantially conformant</w:t>
@@ -357,6 +430,7 @@
           <w:p>
             <w:pPr>
               <w:pStyle w:val="Compact"/>
+              <w:jc w:val="left"/>
             </w:pPr>
             <w:r>
               <w:t xml:space="preserve">WCAG 2.1 Level AA</w:t>
@@ -368,6 +442,7 @@
           <w:p>
             <w:pPr>
               <w:pStyle w:val="Compact"/>
+              <w:jc w:val="left"/>
             </w:pPr>
             <w:r>
               <w:t xml:space="preserve">Partially conformant; remediation in progress</w:t>
@@ -381,6 +456,7 @@
           <w:p>
             <w:pPr>
               <w:pStyle w:val="Compact"/>
+              <w:jc w:val="left"/>
             </w:pPr>
             <w:r>
               <w:t xml:space="preserve">WCAG 2.1 Level AAA</w:t>
@@ -392,6 +468,7 @@
           <w:p>
             <w:pPr>
               <w:pStyle w:val="Compact"/>
+              <w:jc w:val="left"/>
             </w:pPr>
             <w:r>
               <w:t xml:space="preserve">Aspirational</w:t>
@@ -406,8 +483,8 @@
       </w:pPr>
       <w:r>
         <w:rPr>
-          <w:b/>
-          <w:bCs/>
+          <w:bCs/>
+          <w:b/>
         </w:rPr>
         <w:t xml:space="preserve">Partially conformant</w:t>
       </w:r>
@@ -425,8 +502,8 @@
         </w:pict>
       </w:r>
     </w:p>
-    <w:bookmarkEnd w:id="10"/>
-    <w:bookmarkStart w:id="11" w:name="accessibility-features"/>
+    <w:bookmarkEnd w:id="21"/>
+    <w:bookmarkStart w:id="22" w:name="accessibility-features"/>
     <w:p>
       <w:pPr>
         <w:pStyle w:val="Heading2"/>
@@ -445,16 +522,16 @@
     </w:p>
     <w:p>
       <w:pPr>
-        <w:pStyle w:val="Compact"/>
         <w:numPr>
           <w:ilvl w:val="0"/>
           <w:numId w:val="1002"/>
         </w:numPr>
-      </w:pPr>
-      <w:r>
-        <w:rPr>
-          <w:b/>
-          <w:bCs/>
+        <w:pStyle w:val="Compact"/>
+      </w:pPr>
+      <w:r>
+        <w:rPr>
+          <w:bCs/>
+          <w:b/>
         </w:rPr>
         <w:t xml:space="preserve">Semantic HTML</w:t>
       </w:r>
@@ -467,16 +544,16 @@
     </w:p>
     <w:p>
       <w:pPr>
-        <w:pStyle w:val="Compact"/>
         <w:numPr>
           <w:ilvl w:val="0"/>
           <w:numId w:val="1002"/>
         </w:numPr>
-      </w:pPr>
-      <w:r>
-        <w:rPr>
-          <w:b/>
-          <w:bCs/>
+        <w:pStyle w:val="Compact"/>
+      </w:pPr>
+      <w:r>
+        <w:rPr>
+          <w:bCs/>
+          <w:b/>
         </w:rPr>
         <w:t xml:space="preserve">Sufficient color contrast</w:t>
       </w:r>
@@ -489,16 +566,16 @@
     </w:p>
     <w:p>
       <w:pPr>
-        <w:pStyle w:val="Compact"/>
         <w:numPr>
           <w:ilvl w:val="0"/>
           <w:numId w:val="1002"/>
         </w:numPr>
-      </w:pPr>
-      <w:r>
-        <w:rPr>
-          <w:b/>
-          <w:bCs/>
+        <w:pStyle w:val="Compact"/>
+      </w:pPr>
+      <w:r>
+        <w:rPr>
+          <w:bCs/>
+          <w:b/>
         </w:rPr>
         <w:t xml:space="preserve">Keyboard navigation</w:t>
       </w:r>
@@ -511,16 +588,16 @@
     </w:p>
     <w:p>
       <w:pPr>
-        <w:pStyle w:val="Compact"/>
         <w:numPr>
           <w:ilvl w:val="0"/>
           <w:numId w:val="1002"/>
         </w:numPr>
-      </w:pPr>
-      <w:r>
-        <w:rPr>
-          <w:b/>
-          <w:bCs/>
+        <w:pStyle w:val="Compact"/>
+      </w:pPr>
+      <w:r>
+        <w:rPr>
+          <w:bCs/>
+          <w:b/>
         </w:rPr>
         <w:t xml:space="preserve">Alternative text</w:t>
       </w:r>
@@ -533,16 +610,16 @@
     </w:p>
     <w:p>
       <w:pPr>
-        <w:pStyle w:val="Compact"/>
         <w:numPr>
           <w:ilvl w:val="0"/>
           <w:numId w:val="1002"/>
         </w:numPr>
-      </w:pPr>
-      <w:r>
-        <w:rPr>
-          <w:b/>
-          <w:bCs/>
+        <w:pStyle w:val="Compact"/>
+      </w:pPr>
+      <w:r>
+        <w:rPr>
+          <w:bCs/>
+          <w:b/>
         </w:rPr>
         <w:t xml:space="preserve">Form labels</w:t>
       </w:r>
@@ -555,16 +632,16 @@
     </w:p>
     <w:p>
       <w:pPr>
-        <w:pStyle w:val="Compact"/>
         <w:numPr>
           <w:ilvl w:val="0"/>
           <w:numId w:val="1002"/>
         </w:numPr>
-      </w:pPr>
-      <w:r>
-        <w:rPr>
-          <w:b/>
-          <w:bCs/>
+        <w:pStyle w:val="Compact"/>
+      </w:pPr>
+      <w:r>
+        <w:rPr>
+          <w:bCs/>
+          <w:b/>
         </w:rPr>
         <w:t xml:space="preserve">Resizable text</w:t>
       </w:r>
@@ -577,16 +654,16 @@
     </w:p>
     <w:p>
       <w:pPr>
-        <w:pStyle w:val="Compact"/>
         <w:numPr>
           <w:ilvl w:val="0"/>
           <w:numId w:val="1002"/>
         </w:numPr>
-      </w:pPr>
-      <w:r>
-        <w:rPr>
-          <w:b/>
-          <w:bCs/>
+        <w:pStyle w:val="Compact"/>
+      </w:pPr>
+      <w:r>
+        <w:rPr>
+          <w:bCs/>
+          <w:b/>
         </w:rPr>
         <w:t xml:space="preserve">Skip-to-content</w:t>
       </w:r>
@@ -599,16 +676,16 @@
     </w:p>
     <w:p>
       <w:pPr>
-        <w:pStyle w:val="Compact"/>
         <w:numPr>
           <w:ilvl w:val="0"/>
           <w:numId w:val="1002"/>
         </w:numPr>
-      </w:pPr>
-      <w:r>
-        <w:rPr>
-          <w:b/>
-          <w:bCs/>
+        <w:pStyle w:val="Compact"/>
+      </w:pPr>
+      <w:r>
+        <w:rPr>
+          <w:bCs/>
+          <w:b/>
         </w:rPr>
         <w:t xml:space="preserve">ARIA landmarks and roles</w:t>
       </w:r>
@@ -621,16 +698,16 @@
     </w:p>
     <w:p>
       <w:pPr>
-        <w:pStyle w:val="Compact"/>
         <w:numPr>
           <w:ilvl w:val="0"/>
           <w:numId w:val="1002"/>
         </w:numPr>
-      </w:pPr>
-      <w:r>
-        <w:rPr>
-          <w:b/>
-          <w:bCs/>
+        <w:pStyle w:val="Compact"/>
+      </w:pPr>
+      <w:r>
+        <w:rPr>
+          <w:bCs/>
+          <w:b/>
         </w:rPr>
         <w:t xml:space="preserve">Captions or transcripts</w:t>
       </w:r>
@@ -643,16 +720,16 @@
     </w:p>
     <w:p>
       <w:pPr>
-        <w:pStyle w:val="Compact"/>
         <w:numPr>
           <w:ilvl w:val="0"/>
           <w:numId w:val="1002"/>
         </w:numPr>
-      </w:pPr>
-      <w:r>
-        <w:rPr>
-          <w:b/>
-          <w:bCs/>
+        <w:pStyle w:val="Compact"/>
+      </w:pPr>
+      <w:r>
+        <w:rPr>
+          <w:bCs/>
+          <w:b/>
         </w:rPr>
         <w:t xml:space="preserve">No reliance on color alone</w:t>
       </w:r>
@@ -665,16 +742,16 @@
     </w:p>
     <w:p>
       <w:pPr>
-        <w:pStyle w:val="Compact"/>
         <w:numPr>
           <w:ilvl w:val="0"/>
           <w:numId w:val="1002"/>
         </w:numPr>
-      </w:pPr>
-      <w:r>
-        <w:rPr>
-          <w:b/>
-          <w:bCs/>
+        <w:pStyle w:val="Compact"/>
+      </w:pPr>
+      <w:r>
+        <w:rPr>
+          <w:bCs/>
+          <w:b/>
         </w:rPr>
         <w:t xml:space="preserve">Mobile accessibility</w:t>
       </w:r>
@@ -687,16 +764,16 @@
     </w:p>
     <w:p>
       <w:pPr>
-        <w:pStyle w:val="Compact"/>
         <w:numPr>
           <w:ilvl w:val="0"/>
           <w:numId w:val="1002"/>
         </w:numPr>
-      </w:pPr>
-      <w:r>
-        <w:rPr>
-          <w:b/>
-          <w:bCs/>
+        <w:pStyle w:val="Compact"/>
+      </w:pPr>
+      <w:r>
+        <w:rPr>
+          <w:bCs/>
+          <w:b/>
         </w:rPr>
         <w:t xml:space="preserve">Reduced motion</w:t>
       </w:r>
@@ -729,8 +806,8 @@
         </w:pict>
       </w:r>
     </w:p>
-    <w:bookmarkEnd w:id="11"/>
-    <w:bookmarkStart w:id="12" w:name="known-issues"/>
+    <w:bookmarkEnd w:id="22"/>
+    <w:bookmarkStart w:id="23" w:name="known-issues"/>
     <w:p>
       <w:pPr>
         <w:pStyle w:val="Heading2"/>
@@ -749,11 +826,11 @@
     </w:p>
     <w:p>
       <w:pPr>
-        <w:pStyle w:val="Compact"/>
         <w:numPr>
           <w:ilvl w:val="0"/>
           <w:numId w:val="1003"/>
         </w:numPr>
+        <w:pStyle w:val="Compact"/>
       </w:pPr>
       <w:r>
         <w:t xml:space="preserve">[TO BE UPDATED AFTER FIRST ACCESSIBILITY AUDIT — examples might include: certain modal dialogs lack focus traps; some custom-styled controls have incomplete ARIA attributes; older blog posts may lack image alt text.]</w:t>
@@ -774,8 +851,8 @@
         </w:pict>
       </w:r>
     </w:p>
-    <w:bookmarkEnd w:id="12"/>
-    <w:bookmarkStart w:id="13" w:name="assistive-technology-compatibility"/>
+    <w:bookmarkEnd w:id="23"/>
+    <w:bookmarkStart w:id="24" w:name="assistive-technology-compatibility"/>
     <w:p>
       <w:pPr>
         <w:pStyle w:val="Heading2"/>
@@ -794,16 +871,16 @@
     </w:p>
     <w:p>
       <w:pPr>
-        <w:pStyle w:val="Compact"/>
         <w:numPr>
           <w:ilvl w:val="0"/>
           <w:numId w:val="1004"/>
         </w:numPr>
-      </w:pPr>
-      <w:r>
-        <w:rPr>
-          <w:b/>
-          <w:bCs/>
+        <w:pStyle w:val="Compact"/>
+      </w:pPr>
+      <w:r>
+        <w:rPr>
+          <w:bCs/>
+          <w:b/>
         </w:rPr>
         <w:t xml:space="preserve">Screen readers</w:t>
       </w:r>
@@ -813,16 +890,16 @@
     </w:p>
     <w:p>
       <w:pPr>
-        <w:pStyle w:val="Compact"/>
         <w:numPr>
           <w:ilvl w:val="0"/>
           <w:numId w:val="1004"/>
         </w:numPr>
-      </w:pPr>
-      <w:r>
-        <w:rPr>
-          <w:b/>
-          <w:bCs/>
+        <w:pStyle w:val="Compact"/>
+      </w:pPr>
+      <w:r>
+        <w:rPr>
+          <w:bCs/>
+          <w:b/>
         </w:rPr>
         <w:t xml:space="preserve">Browsers</w:t>
       </w:r>
@@ -832,16 +909,16 @@
     </w:p>
     <w:p>
       <w:pPr>
-        <w:pStyle w:val="Compact"/>
         <w:numPr>
           <w:ilvl w:val="0"/>
           <w:numId w:val="1004"/>
         </w:numPr>
-      </w:pPr>
-      <w:r>
-        <w:rPr>
-          <w:b/>
-          <w:bCs/>
+        <w:pStyle w:val="Compact"/>
+      </w:pPr>
+      <w:r>
+        <w:rPr>
+          <w:bCs/>
+          <w:b/>
         </w:rPr>
         <w:t xml:space="preserve">Speech recognition software</w:t>
       </w:r>
@@ -851,16 +928,16 @@
     </w:p>
     <w:p>
       <w:pPr>
-        <w:pStyle w:val="Compact"/>
         <w:numPr>
           <w:ilvl w:val="0"/>
           <w:numId w:val="1004"/>
         </w:numPr>
-      </w:pPr>
-      <w:r>
-        <w:rPr>
-          <w:b/>
-          <w:bCs/>
+        <w:pStyle w:val="Compact"/>
+      </w:pPr>
+      <w:r>
+        <w:rPr>
+          <w:bCs/>
+          <w:b/>
         </w:rPr>
         <w:t xml:space="preserve">Magnification software</w:t>
       </w:r>
@@ -883,8 +960,8 @@
         </w:pict>
       </w:r>
     </w:p>
-    <w:bookmarkEnd w:id="13"/>
-    <w:bookmarkStart w:id="14" w:name="alternative-formats"/>
+    <w:bookmarkEnd w:id="24"/>
+    <w:bookmarkStart w:id="25" w:name="alternative-formats"/>
     <w:p>
       <w:pPr>
         <w:pStyle w:val="Heading2"/>
@@ -903,16 +980,16 @@
     </w:p>
     <w:p>
       <w:pPr>
-        <w:pStyle w:val="Compact"/>
         <w:numPr>
           <w:ilvl w:val="0"/>
           <w:numId w:val="1005"/>
         </w:numPr>
-      </w:pPr>
-      <w:r>
-        <w:rPr>
-          <w:b/>
-          <w:bCs/>
+        <w:pStyle w:val="Compact"/>
+      </w:pPr>
+      <w:r>
+        <w:rPr>
+          <w:bCs/>
+          <w:b/>
         </w:rPr>
         <w:t xml:space="preserve">Large print</w:t>
       </w:r>
@@ -925,16 +1002,16 @@
     </w:p>
     <w:p>
       <w:pPr>
-        <w:pStyle w:val="Compact"/>
         <w:numPr>
           <w:ilvl w:val="0"/>
           <w:numId w:val="1005"/>
         </w:numPr>
-      </w:pPr>
-      <w:r>
-        <w:rPr>
-          <w:b/>
-          <w:bCs/>
+        <w:pStyle w:val="Compact"/>
+      </w:pPr>
+      <w:r>
+        <w:rPr>
+          <w:bCs/>
+          <w:b/>
         </w:rPr>
         <w:t xml:space="preserve">Audio recordings</w:t>
       </w:r>
@@ -947,16 +1024,16 @@
     </w:p>
     <w:p>
       <w:pPr>
-        <w:pStyle w:val="Compact"/>
         <w:numPr>
           <w:ilvl w:val="0"/>
           <w:numId w:val="1005"/>
         </w:numPr>
-      </w:pPr>
-      <w:r>
-        <w:rPr>
-          <w:b/>
-          <w:bCs/>
+        <w:pStyle w:val="Compact"/>
+      </w:pPr>
+      <w:r>
+        <w:rPr>
+          <w:bCs/>
+          <w:b/>
         </w:rPr>
         <w:t xml:space="preserve">Plain-text or HTML</w:t>
       </w:r>
@@ -969,16 +1046,16 @@
     </w:p>
     <w:p>
       <w:pPr>
-        <w:pStyle w:val="Compact"/>
         <w:numPr>
           <w:ilvl w:val="0"/>
           <w:numId w:val="1005"/>
         </w:numPr>
-      </w:pPr>
-      <w:r>
-        <w:rPr>
-          <w:b/>
-          <w:bCs/>
+        <w:pStyle w:val="Compact"/>
+      </w:pPr>
+      <w:r>
+        <w:rPr>
+          <w:bCs/>
+          <w:b/>
         </w:rPr>
         <w:t xml:space="preserve">Braille</w:t>
       </w:r>
@@ -994,25 +1071,40 @@
         <w:pStyle w:val="FirstParagraph"/>
       </w:pPr>
       <w:r>
-        <w:t xml:space="preserve">To request an alternative format, contact us per Section 7 with the subject “</w:t>
-      </w:r>
-      <w:r>
-        <w:rPr>
-          <w:b/>
-          <w:bCs/>
+        <w:t xml:space="preserve">To request an alternative format, contact us per Section 7 with the subject</w:t>
+      </w:r>
+      <w:r>
+        <w:t xml:space="preserve"> </w:t>
+      </w:r>
+      <w:r>
+        <w:t xml:space="preserve">“</w:t>
+      </w:r>
+      <w:r>
+        <w:rPr>
+          <w:bCs/>
+          <w:b/>
         </w:rPr>
         <w:t xml:space="preserve">Alternative Format Request</w:t>
       </w:r>
       <w:r>
-        <w:t xml:space="preserve">.” We aim to deliver within</w:t>
-      </w:r>
-      <w:r>
-        <w:t xml:space="preserve"> </w:t>
-      </w:r>
-      <w:r>
-        <w:rPr>
-          <w:b/>
-          <w:bCs/>
+        <w:t xml:space="preserve">.</w:t>
+      </w:r>
+      <w:r>
+        <w:t xml:space="preserve">”</w:t>
+      </w:r>
+      <w:r>
+        <w:t xml:space="preserve"> </w:t>
+      </w:r>
+      <w:r>
+        <w:t xml:space="preserve">We aim to deliver within</w:t>
+      </w:r>
+      <w:r>
+        <w:t xml:space="preserve"> </w:t>
+      </w:r>
+      <w:r>
+        <w:rPr>
+          <w:bCs/>
+          <w:b/>
         </w:rPr>
         <w:t xml:space="preserve">10 business days</w:t>
       </w:r>
@@ -1027,8 +1119,8 @@
         </w:pict>
       </w:r>
     </w:p>
-    <w:bookmarkEnd w:id="14"/>
-    <w:bookmarkStart w:id="15" w:name="feedback-and-contact"/>
+    <w:bookmarkEnd w:id="25"/>
+    <w:bookmarkStart w:id="26" w:name="feedback-and-contact"/>
     <w:p>
       <w:pPr>
         <w:pStyle w:val="Heading2"/>
@@ -1059,8 +1151,8 @@
       </w:pPr>
       <w:r>
         <w:rPr>
-          <w:b/>
-          <w:bCs/>
+          <w:bCs/>
+          <w:b/>
         </w:rPr>
         <w:t xml:space="preserve">PureTask Accessibility Team</w:t>
       </w:r>
@@ -1075,8 +1167,8 @@
       </w:r>
       <w:r>
         <w:rPr>
-          <w:b/>
-          <w:bCs/>
+          <w:bCs/>
+          <w:b/>
         </w:rPr>
         <w:t xml:space="preserve">otherpuretask@gmail.com</w:t>
       </w:r>
@@ -1091,10 +1183,24 @@
       </w:r>
       <w:r>
         <w:rPr>
-          <w:b/>
-          <w:bCs/>
-        </w:rPr>
-        <w:t xml:space="preserve">“Accessibility”</w:t>
+          <w:bCs/>
+          <w:b/>
+        </w:rPr>
+        <w:t xml:space="preserve">“</w:t>
+      </w:r>
+      <w:r>
+        <w:rPr>
+          <w:bCs/>
+          <w:b/>
+        </w:rPr>
+        <w:t xml:space="preserve">Accessibility</w:t>
+      </w:r>
+      <w:r>
+        <w:rPr>
+          <w:bCs/>
+          <w:b/>
+        </w:rPr>
+        <w:t xml:space="preserve">”</w:t>
       </w:r>
     </w:p>
     <w:p>
@@ -1103,8 +1209,8 @@
       </w:pPr>
       <w:r>
         <w:rPr>
-          <w:b/>
-          <w:bCs/>
+          <w:bCs/>
+          <w:b/>
         </w:rPr>
         <w:t xml:space="preserve">TTY / Telecommunications Relay Service</w:t>
       </w:r>
@@ -1122,8 +1228,8 @@
       </w:r>
       <w:r>
         <w:rPr>
-          <w:b/>
-          <w:bCs/>
+          <w:bCs/>
+          <w:b/>
         </w:rPr>
         <w:t xml:space="preserve">Federal Relay Service (711)</w:t>
       </w:r>
@@ -1144,8 +1250,8 @@
       </w:r>
       <w:r>
         <w:rPr>
-          <w:b/>
-          <w:bCs/>
+          <w:bCs/>
+          <w:b/>
         </w:rPr>
         <w:t xml:space="preserve">California Relay Service</w:t>
       </w:r>
@@ -1166,8 +1272,8 @@
       </w:r>
       <w:r>
         <w:rPr>
-          <w:b/>
-          <w:bCs/>
+          <w:bCs/>
+          <w:b/>
         </w:rPr>
         <w:t xml:space="preserve">Florida Relay Service</w:t>
       </w:r>
@@ -1188,8 +1294,8 @@
       </w:r>
       <w:r>
         <w:rPr>
-          <w:b/>
-          <w:bCs/>
+          <w:bCs/>
+          <w:b/>
         </w:rPr>
         <w:t xml:space="preserve">Texas Relay Service</w:t>
       </w:r>
@@ -1212,8 +1318,8 @@
       </w:r>
       <w:r>
         <w:rPr>
-          <w:b/>
-          <w:bCs/>
+          <w:bCs/>
+          <w:b/>
         </w:rPr>
         <w:t xml:space="preserve">5 business days</w:t>
       </w:r>
@@ -1234,16 +1340,16 @@
     </w:p>
     <w:p>
       <w:pPr>
-        <w:pStyle w:val="Compact"/>
         <w:numPr>
           <w:ilvl w:val="0"/>
           <w:numId w:val="1006"/>
         </w:numPr>
-      </w:pPr>
-      <w:r>
-        <w:rPr>
-          <w:b/>
-          <w:bCs/>
+        <w:pStyle w:val="Compact"/>
+      </w:pPr>
+      <w:r>
+        <w:rPr>
+          <w:bCs/>
+          <w:b/>
         </w:rPr>
         <w:t xml:space="preserve">U.S. Department of Justice — ADA Information Line</w:t>
       </w:r>
@@ -1255,8 +1361,8 @@
       </w:r>
       <w:r>
         <w:rPr>
-          <w:b/>
-          <w:bCs/>
+          <w:bCs/>
+          <w:b/>
         </w:rPr>
         <w:t xml:space="preserve">ada.gov</w:t>
       </w:r>
@@ -1266,16 +1372,16 @@
     </w:p>
     <w:p>
       <w:pPr>
-        <w:pStyle w:val="Compact"/>
         <w:numPr>
           <w:ilvl w:val="0"/>
           <w:numId w:val="1006"/>
         </w:numPr>
-      </w:pPr>
-      <w:r>
-        <w:rPr>
-          <w:b/>
-          <w:bCs/>
+        <w:pStyle w:val="Compact"/>
+      </w:pPr>
+      <w:r>
+        <w:rPr>
+          <w:bCs/>
+          <w:b/>
         </w:rPr>
         <w:t xml:space="preserve">California Civil Rights Department</w:t>
       </w:r>
@@ -1287,8 +1393,8 @@
       </w:r>
       <w:r>
         <w:rPr>
-          <w:b/>
-          <w:bCs/>
+          <w:bCs/>
+          <w:b/>
         </w:rPr>
         <w:t xml:space="preserve">calcivilrights.ca.gov</w:t>
       </w:r>
@@ -1298,16 +1404,16 @@
     </w:p>
     <w:p>
       <w:pPr>
-        <w:pStyle w:val="Compact"/>
         <w:numPr>
           <w:ilvl w:val="0"/>
           <w:numId w:val="1006"/>
         </w:numPr>
-      </w:pPr>
-      <w:r>
-        <w:rPr>
-          <w:b/>
-          <w:bCs/>
+        <w:pStyle w:val="Compact"/>
+      </w:pPr>
+      <w:r>
+        <w:rPr>
+          <w:bCs/>
+          <w:b/>
         </w:rPr>
         <w:t xml:space="preserve">Texas Attorney General — Consumer Protection</w:t>
       </w:r>
@@ -1319,8 +1425,8 @@
       </w:r>
       <w:r>
         <w:rPr>
-          <w:b/>
-          <w:bCs/>
+          <w:bCs/>
+          <w:b/>
         </w:rPr>
         <w:t xml:space="preserve">texasattorneygeneral.gov/consumer-protection</w:t>
       </w:r>
@@ -1330,16 +1436,16 @@
     </w:p>
     <w:p>
       <w:pPr>
-        <w:pStyle w:val="Compact"/>
         <w:numPr>
           <w:ilvl w:val="0"/>
           <w:numId w:val="1006"/>
         </w:numPr>
-      </w:pPr>
-      <w:r>
-        <w:rPr>
-          <w:b/>
-          <w:bCs/>
+        <w:pStyle w:val="Compact"/>
+      </w:pPr>
+      <w:r>
+        <w:rPr>
+          <w:bCs/>
+          <w:b/>
         </w:rPr>
         <w:t xml:space="preserve">Florida Attorney General</w:t>
       </w:r>
@@ -1351,8 +1457,8 @@
       </w:r>
       <w:r>
         <w:rPr>
-          <w:b/>
-          <w:bCs/>
+          <w:bCs/>
+          <w:b/>
         </w:rPr>
         <w:t xml:space="preserve">myfloridalegal.com</w:t>
       </w:r>
@@ -1367,8 +1473,8 @@
         </w:pict>
       </w:r>
     </w:p>
-    <w:bookmarkEnd w:id="15"/>
-    <w:bookmarkStart w:id="16" w:name="reasonable-accommodations"/>
+    <w:bookmarkEnd w:id="26"/>
+    <w:bookmarkStart w:id="27" w:name="reasonable-accommodations"/>
     <w:p>
       <w:pPr>
         <w:pStyle w:val="Heading2"/>
@@ -1389,8 +1495,8 @@
       </w:r>
       <w:r>
         <w:rPr>
-          <w:b/>
-          <w:bCs/>
+          <w:bCs/>
+          <w:b/>
         </w:rPr>
         <w:t xml:space="preserve">otherpuretask@gmail.com</w:t>
       </w:r>
@@ -1398,26 +1504,41 @@
         <w:t xml:space="preserve"> </w:t>
       </w:r>
       <w:r>
-        <w:t xml:space="preserve">with the subject line “</w:t>
-      </w:r>
-      <w:r>
-        <w:rPr>
-          <w:b/>
-          <w:bCs/>
+        <w:t xml:space="preserve">with the subject line</w:t>
+      </w:r>
+      <w:r>
+        <w:t xml:space="preserve"> </w:t>
+      </w:r>
+      <w:r>
+        <w:t xml:space="preserve">“</w:t>
+      </w:r>
+      <w:r>
+        <w:rPr>
+          <w:bCs/>
+          <w:b/>
         </w:rPr>
         <w:t xml:space="preserve">Accommodation Request</w:t>
       </w:r>
       <w:r>
-        <w:t xml:space="preserve">.” We will work with you to provide an accessible alternative, such as:</w:t>
-      </w:r>
-    </w:p>
-    <w:p>
-      <w:pPr>
-        <w:pStyle w:val="Compact"/>
+        <w:t xml:space="preserve">.</w:t>
+      </w:r>
+      <w:r>
+        <w:t xml:space="preserve">”</w:t>
+      </w:r>
+      <w:r>
+        <w:t xml:space="preserve"> </w:t>
+      </w:r>
+      <w:r>
+        <w:t xml:space="preserve">We will work with you to provide an accessible alternative, such as:</w:t>
+      </w:r>
+    </w:p>
+    <w:p>
+      <w:pPr>
         <w:numPr>
           <w:ilvl w:val="0"/>
           <w:numId w:val="1007"/>
         </w:numPr>
+        <w:pStyle w:val="Compact"/>
       </w:pPr>
       <w:r>
         <w:t xml:space="preserve">Booking assistance by email or phone (transcription support, if needed);</w:t>
@@ -1425,11 +1546,11 @@
     </w:p>
     <w:p>
       <w:pPr>
-        <w:pStyle w:val="Compact"/>
         <w:numPr>
           <w:ilvl w:val="0"/>
           <w:numId w:val="1007"/>
         </w:numPr>
+        <w:pStyle w:val="Compact"/>
       </w:pPr>
       <w:r>
         <w:t xml:space="preserve">Providing booking confirmations or other information in alternative formats;</w:t>
@@ -1437,11 +1558,11 @@
     </w:p>
     <w:p>
       <w:pPr>
-        <w:pStyle w:val="Compact"/>
         <w:numPr>
           <w:ilvl w:val="0"/>
           <w:numId w:val="1007"/>
         </w:numPr>
+        <w:pStyle w:val="Compact"/>
       </w:pPr>
       <w:r>
         <w:t xml:space="preserve">Coordinating with Pros to accommodate specific access needs at your property (e.g., ramps, wheelchair-accessible entry, hearing-aid compatibility for door communication, oxygen-tank precautions, communication boards or written instructions).</w:t>
@@ -1462,8 +1583,8 @@
         </w:pict>
       </w:r>
     </w:p>
-    <w:bookmarkEnd w:id="16"/>
-    <w:bookmarkStart w:id="17" w:name="service-animals-at-property-visits"/>
+    <w:bookmarkEnd w:id="27"/>
+    <w:bookmarkStart w:id="28" w:name="service-animals-at-property-visits"/>
     <w:p>
       <w:pPr>
         <w:pStyle w:val="Heading2"/>
@@ -1484,8 +1605,8 @@
       </w:r>
       <w:r>
         <w:rPr>
-          <w:b/>
-          <w:bCs/>
+          <w:bCs/>
+          <w:b/>
         </w:rPr>
         <w:t xml:space="preserve">service animals</w:t>
       </w:r>
@@ -1506,16 +1627,16 @@
     </w:p>
     <w:p>
       <w:pPr>
-        <w:pStyle w:val="Compact"/>
         <w:numPr>
           <w:ilvl w:val="0"/>
           <w:numId w:val="1008"/>
         </w:numPr>
-      </w:pPr>
-      <w:r>
-        <w:rPr>
-          <w:b/>
-          <w:bCs/>
+        <w:pStyle w:val="Compact"/>
+      </w:pPr>
+      <w:r>
+        <w:rPr>
+          <w:bCs/>
+          <w:b/>
         </w:rPr>
         <w:t xml:space="preserve">Will not refuse a Booking</w:t>
       </w:r>
@@ -1528,16 +1649,16 @@
     </w:p>
     <w:p>
       <w:pPr>
-        <w:pStyle w:val="Compact"/>
         <w:numPr>
           <w:ilvl w:val="0"/>
           <w:numId w:val="1008"/>
         </w:numPr>
-      </w:pPr>
-      <w:r>
-        <w:rPr>
-          <w:b/>
-          <w:bCs/>
+        <w:pStyle w:val="Compact"/>
+      </w:pPr>
+      <w:r>
+        <w:rPr>
+          <w:bCs/>
+          <w:b/>
         </w:rPr>
         <w:t xml:space="preserve">Will not require documentation</w:t>
       </w:r>
@@ -1550,16 +1671,16 @@
     </w:p>
     <w:p>
       <w:pPr>
-        <w:pStyle w:val="Compact"/>
         <w:numPr>
           <w:ilvl w:val="0"/>
           <w:numId w:val="1008"/>
         </w:numPr>
-      </w:pPr>
-      <w:r>
-        <w:rPr>
-          <w:b/>
-          <w:bCs/>
+        <w:pStyle w:val="Compact"/>
+      </w:pPr>
+      <w:r>
+        <w:rPr>
+          <w:bCs/>
+          <w:b/>
         </w:rPr>
         <w:t xml:space="preserve">Will treat the service animal with reasonable care</w:t>
       </w:r>
@@ -1572,16 +1693,16 @@
     </w:p>
     <w:p>
       <w:pPr>
-        <w:pStyle w:val="Compact"/>
         <w:numPr>
           <w:ilvl w:val="0"/>
           <w:numId w:val="1008"/>
         </w:numPr>
-      </w:pPr>
-      <w:r>
-        <w:rPr>
-          <w:b/>
-          <w:bCs/>
+        <w:pStyle w:val="Compact"/>
+      </w:pPr>
+      <w:r>
+        <w:rPr>
+          <w:bCs/>
+          <w:b/>
         </w:rPr>
         <w:t xml:space="preserve">May politely ask</w:t>
       </w:r>
@@ -1594,16 +1715,16 @@
     </w:p>
     <w:p>
       <w:pPr>
-        <w:pStyle w:val="Compact"/>
         <w:numPr>
           <w:ilvl w:val="0"/>
           <w:numId w:val="1008"/>
         </w:numPr>
-      </w:pPr>
-      <w:r>
-        <w:rPr>
-          <w:b/>
-          <w:bCs/>
+        <w:pStyle w:val="Compact"/>
+      </w:pPr>
+      <w:r>
+        <w:rPr>
+          <w:bCs/>
+          <w:b/>
         </w:rPr>
         <w:t xml:space="preserve">May decline a specific Booking</w:t>
       </w:r>
@@ -1634,8 +1755,8 @@
       </w:r>
       <w:r>
         <w:rPr>
-          <w:b/>
-          <w:bCs/>
+          <w:bCs/>
+          <w:b/>
         </w:rPr>
         <w:t xml:space="preserve">otherpuretask@gmail.com</w:t>
       </w:r>
@@ -1643,17 +1764,32 @@
         <w:t xml:space="preserve"> </w:t>
       </w:r>
       <w:r>
-        <w:t xml:space="preserve">with the subject “</w:t>
-      </w:r>
-      <w:r>
-        <w:rPr>
-          <w:b/>
-          <w:bCs/>
+        <w:t xml:space="preserve">with the subject</w:t>
+      </w:r>
+      <w:r>
+        <w:t xml:space="preserve"> </w:t>
+      </w:r>
+      <w:r>
+        <w:t xml:space="preserve">“</w:t>
+      </w:r>
+      <w:r>
+        <w:rPr>
+          <w:bCs/>
+          <w:b/>
         </w:rPr>
         <w:t xml:space="preserve">Accessibility Violation</w:t>
       </w:r>
       <w:r>
-        <w:t xml:space="preserve">.” Reports are investigated promptly and may result in Pro account suspension.</w:t>
+        <w:t xml:space="preserve">.</w:t>
+      </w:r>
+      <w:r>
+        <w:t xml:space="preserve">”</w:t>
+      </w:r>
+      <w:r>
+        <w:t xml:space="preserve"> </w:t>
+      </w:r>
+      <w:r>
+        <w:t xml:space="preserve">Reports are investigated promptly and may result in Pro account suspension.</w:t>
       </w:r>
     </w:p>
     <w:p>
@@ -1663,8 +1799,8 @@
         </w:pict>
       </w:r>
     </w:p>
-    <w:bookmarkEnd w:id="17"/>
-    <w:bookmarkStart w:id="18" w:name="third-party-content"/>
+    <w:bookmarkEnd w:id="28"/>
+    <w:bookmarkStart w:id="29" w:name="third-party-content"/>
     <w:p>
       <w:pPr>
         <w:pStyle w:val="Heading2"/>
@@ -1688,8 +1824,8 @@
         </w:pict>
       </w:r>
     </w:p>
-    <w:bookmarkEnd w:id="18"/>
-    <w:bookmarkStart w:id="19" w:name="ongoing-improvement"/>
+    <w:bookmarkEnd w:id="29"/>
+    <w:bookmarkStart w:id="30" w:name="ongoing-improvement"/>
     <w:p>
       <w:pPr>
         <w:pStyle w:val="Heading2"/>
@@ -1708,16 +1844,16 @@
     </w:p>
     <w:p>
       <w:pPr>
-        <w:pStyle w:val="Compact"/>
         <w:numPr>
           <w:ilvl w:val="0"/>
           <w:numId w:val="1009"/>
         </w:numPr>
-      </w:pPr>
-      <w:r>
-        <w:rPr>
-          <w:b/>
-          <w:bCs/>
+        <w:pStyle w:val="Compact"/>
+      </w:pPr>
+      <w:r>
+        <w:rPr>
+          <w:bCs/>
+          <w:b/>
         </w:rPr>
         <w:t xml:space="preserve">Annual independent accessibility audits</w:t>
       </w:r>
@@ -1730,16 +1866,16 @@
     </w:p>
     <w:p>
       <w:pPr>
-        <w:pStyle w:val="Compact"/>
         <w:numPr>
           <w:ilvl w:val="0"/>
           <w:numId w:val="1009"/>
         </w:numPr>
-      </w:pPr>
-      <w:r>
-        <w:rPr>
-          <w:b/>
-          <w:bCs/>
+        <w:pStyle w:val="Compact"/>
+      </w:pPr>
+      <w:r>
+        <w:rPr>
+          <w:bCs/>
+          <w:b/>
         </w:rPr>
         <w:t xml:space="preserve">Accessibility training</w:t>
       </w:r>
@@ -1752,16 +1888,16 @@
     </w:p>
     <w:p>
       <w:pPr>
-        <w:pStyle w:val="Compact"/>
         <w:numPr>
           <w:ilvl w:val="0"/>
           <w:numId w:val="1009"/>
         </w:numPr>
-      </w:pPr>
-      <w:r>
-        <w:rPr>
-          <w:b/>
-          <w:bCs/>
+        <w:pStyle w:val="Compact"/>
+      </w:pPr>
+      <w:r>
+        <w:rPr>
+          <w:bCs/>
+          <w:b/>
         </w:rPr>
         <w:t xml:space="preserve">User testing</w:t>
       </w:r>
@@ -1774,16 +1910,16 @@
     </w:p>
     <w:p>
       <w:pPr>
-        <w:pStyle w:val="Compact"/>
         <w:numPr>
           <w:ilvl w:val="0"/>
           <w:numId w:val="1009"/>
         </w:numPr>
-      </w:pPr>
-      <w:r>
-        <w:rPr>
-          <w:b/>
-          <w:bCs/>
+        <w:pStyle w:val="Compact"/>
+      </w:pPr>
+      <w:r>
+        <w:rPr>
+          <w:bCs/>
+          <w:b/>
         </w:rPr>
         <w:t xml:space="preserve">Periodic updates</w:t>
       </w:r>
@@ -1801,8 +1937,8 @@
         </w:pict>
       </w:r>
     </w:p>
-    <w:bookmarkEnd w:id="19"/>
-    <w:bookmarkStart w:id="20" w:name="date-of-last-audit"/>
+    <w:bookmarkEnd w:id="30"/>
+    <w:bookmarkStart w:id="31" w:name="date-of-last-audit"/>
     <w:p>
       <w:pPr>
         <w:pStyle w:val="Heading2"/>
@@ -1823,8 +1959,8 @@
       </w:r>
       <w:r>
         <w:rPr>
-          <w:b/>
-          <w:bCs/>
+          <w:bCs/>
+          <w:b/>
         </w:rPr>
         <w:t xml:space="preserve">[DATE]</w:t>
       </w:r>
@@ -1836,8 +1972,8 @@
       </w:r>
       <w:r>
         <w:rPr>
-          <w:b/>
-          <w:bCs/>
+          <w:bCs/>
+          <w:b/>
         </w:rPr>
         <w:t xml:space="preserve">[DATE — to be updated after first audit]</w:t>
       </w:r>
@@ -1852,8 +1988,8 @@
       </w:r>
       <w:r>
         <w:rPr>
-          <w:b/>
-          <w:bCs/>
+          <w:bCs/>
+          <w:b/>
         </w:rPr>
         <w:t xml:space="preserve">[AUDITOR NAME — to be updated]</w:t>
       </w:r>
@@ -1874,8 +2010,8 @@
       </w:pPr>
       <w:r>
         <w:rPr>
-          <w:b/>
-          <w:bCs/>
+          <w:bCs/>
+          <w:b/>
         </w:rPr>
         <w:t xml:space="preserve">PureTask LLC</w:t>
       </w:r>
@@ -1890,8 +2026,8 @@
       </w:r>
       <w:r>
         <w:rPr>
-          <w:b/>
-          <w:bCs/>
+          <w:bCs/>
+          <w:b/>
         </w:rPr>
         <w:t xml:space="preserve">otherpuretask@gmail.com</w:t>
       </w:r>
@@ -1909,19 +2045,15 @@
       </w:pPr>
       <w:r>
         <w:rPr>
+          <w:iCs/>
           <w:i/>
-          <w:iCs/>
         </w:rPr>
         <w:t xml:space="preserve">This document is a general template. It is not legal advice. ADA Title III litigation against digital platforms is active in California and Florida specifically; please have a licensed attorney review your accessibility posture and engage a qualified accessibility auditor before launch.</w:t>
       </w:r>
     </w:p>
-    <w:bookmarkEnd w:id="20"/>
-    <w:bookmarkEnd w:id="21"/>
-    <w:sectPr>
-      <w:footnotePr>
-        <w:numRestart w:val="eachSect"/>
-      </w:footnotePr>
-    </w:sectPr>
+    <w:bookmarkEnd w:id="31"/>
+    <w:bookmarkEnd w:id="32"/>
+    <w:sectPr/>
   </w:body>
 </w:document>
 </file>
@@ -1952,14 +2084,14 @@
 <file path=word/numbering.xml><?xml version="1.0" encoding="utf-8"?>
 <w:numbering xmlns:w="http://schemas.openxmlformats.org/wordprocessingml/2006/main">
   <w:abstractNum w:abstractNumId="990">
-    <w:nsid w:val="0000A990"/>
+    <w:nsid w:val="A990"/>
     <w:multiLevelType w:val="multilevel"/>
     <w:lvl w:ilvl="0">
       <w:numFmt w:val="bullet"/>
       <w:lvlText w:val=" "/>
       <w:lvlJc w:val="left"/>
       <w:pPr>
-        <w:ind w:left="720" w:hanging="360"/>
+        <w:ind w:left="720" w:hanging="480"/>
       </w:pPr>
     </w:lvl>
     <w:lvl w:ilvl="1">
@@ -1967,7 +2099,7 @@
       <w:lvlText w:val=" "/>
       <w:lvlJc w:val="left"/>
       <w:pPr>
-        <w:ind w:left="1440" w:hanging="360"/>
+        <w:ind w:left="1440" w:hanging="480"/>
       </w:pPr>
     </w:lvl>
     <w:lvl w:ilvl="2">
@@ -1975,7 +2107,7 @@
       <w:lvlText w:val=" "/>
       <w:lvlJc w:val="left"/>
       <w:pPr>
-        <w:ind w:left="2160" w:hanging="360"/>
+        <w:ind w:left="2160" w:hanging="480"/>
       </w:pPr>
     </w:lvl>
     <w:lvl w:ilvl="3">
@@ -1983,7 +2115,7 @@
       <w:lvlText w:val=" "/>
       <w:lvlJc w:val="left"/>
       <w:pPr>
-        <w:ind w:left="2880" w:hanging="360"/>
+        <w:ind w:left="2880" w:hanging="480"/>
       </w:pPr>
     </w:lvl>
     <w:lvl w:ilvl="4">
@@ -1991,7 +2123,7 @@
       <w:lvlText w:val=" "/>
       <w:lvlJc w:val="left"/>
       <w:pPr>
-        <w:ind w:left="3600" w:hanging="360"/>
+        <w:ind w:left="3600" w:hanging="480"/>
       </w:pPr>
     </w:lvl>
     <w:lvl w:ilvl="5">
@@ -1999,7 +2131,7 @@
       <w:lvlText w:val=" "/>
       <w:lvlJc w:val="left"/>
       <w:pPr>
-        <w:ind w:left="4320" w:hanging="360"/>
+        <w:ind w:left="4320" w:hanging="480"/>
       </w:pPr>
     </w:lvl>
     <w:lvl w:ilvl="6">
@@ -2007,7 +2139,7 @@
       <w:lvlText w:val=" "/>
       <w:lvlJc w:val="left"/>
       <w:pPr>
-        <w:ind w:left="5040" w:hanging="360"/>
+        <w:ind w:left="5040" w:hanging="480"/>
       </w:pPr>
     </w:lvl>
     <w:lvl w:ilvl="7">
@@ -2015,7 +2147,7 @@
       <w:lvlText w:val=" "/>
       <w:lvlJc w:val="left"/>
       <w:pPr>
-        <w:ind w:left="5760" w:hanging="360"/>
+        <w:ind w:left="5760" w:hanging="480"/>
       </w:pPr>
     </w:lvl>
     <w:lvl w:ilvl="8">
@@ -2023,111 +2155,84 @@
       <w:lvlText w:val=" "/>
       <w:lvlJc w:val="left"/>
       <w:pPr>
-        <w:ind w:left="6480" w:hanging="360"/>
+        <w:ind w:left="6480" w:hanging="480"/>
       </w:pPr>
     </w:lvl>
   </w:abstractNum>
   <w:abstractNum w:abstractNumId="991">
-    <w:nsid w:val="0000A991"/>
+    <w:nsid w:val="A991"/>
     <w:multiLevelType w:val="multilevel"/>
     <w:lvl w:ilvl="0">
       <w:numFmt w:val="bullet"/>
-      <w:lvlText w:val=""/>
+      <w:lvlText w:val="•"/>
       <w:lvlJc w:val="left"/>
       <w:pPr>
-        <w:ind w:left="720" w:hanging="360"/>
-      </w:pPr>
-      <w:rPr>
-        <w:rFonts w:ascii="Symbol" w:hAnsi="Symbol" w:cs="Symbol" w:hint="default"/>
-      </w:rPr>
+        <w:ind w:left="720" w:hanging="480"/>
+      </w:pPr>
     </w:lvl>
     <w:lvl w:ilvl="1">
       <w:numFmt w:val="bullet"/>
-      <w:lvlText w:val="o"/>
+      <w:lvlText w:val="–"/>
       <w:lvlJc w:val="left"/>
       <w:pPr>
-        <w:ind w:left="1440" w:hanging="360"/>
-      </w:pPr>
-      <w:rPr>
-        <w:rFonts w:ascii="Courier New" w:hAnsi="Courier New" w:cs="Courier New" w:hint="default"/>
-      </w:rPr>
+        <w:ind w:left="1440" w:hanging="480"/>
+      </w:pPr>
     </w:lvl>
     <w:lvl w:ilvl="2">
       <w:numFmt w:val="bullet"/>
-      <w:lvlText w:val=""/>
+      <w:lvlText w:val="•"/>
       <w:lvlJc w:val="left"/>
       <w:pPr>
-        <w:ind w:left="2160" w:hanging="360"/>
-      </w:pPr>
-      <w:rPr>
-        <w:rFonts w:ascii="Wingdings" w:hAnsi="Wingdings" w:cs="Wingdings" w:hint="default"/>
-      </w:rPr>
+        <w:ind w:left="2160" w:hanging="480"/>
+      </w:pPr>
     </w:lvl>
     <w:lvl w:ilvl="3">
       <w:numFmt w:val="bullet"/>
-      <w:lvlText w:val=""/>
+      <w:lvlText w:val="–"/>
       <w:lvlJc w:val="left"/>
       <w:pPr>
-        <w:ind w:left="2880" w:hanging="360"/>
-      </w:pPr>
-      <w:rPr>
-        <w:rFonts w:ascii="Symbol" w:hAnsi="Symbol" w:cs="Symbol" w:hint="default"/>
-      </w:rPr>
+        <w:ind w:left="2880" w:hanging="480"/>
+      </w:pPr>
     </w:lvl>
     <w:lvl w:ilvl="4">
       <w:numFmt w:val="bullet"/>
-      <w:lvlText w:val="o"/>
+      <w:lvlText w:val="•"/>
       <w:lvlJc w:val="left"/>
       <w:pPr>
-        <w:ind w:left="3600" w:hanging="360"/>
-      </w:pPr>
-      <w:rPr>
-        <w:rFonts w:ascii="Courier New" w:hAnsi="Courier New" w:cs="Courier New" w:hint="default"/>
-      </w:rPr>
+        <w:ind w:left="3600" w:hanging="480"/>
+      </w:pPr>
     </w:lvl>
     <w:lvl w:ilvl="5">
       <w:numFmt w:val="bullet"/>
-      <w:lvlText w:val=""/>
+      <w:lvlText w:val="–"/>
       <w:lvlJc w:val="left"/>
       <w:pPr>
-        <w:ind w:left="4320" w:hanging="360"/>
-      </w:pPr>
-      <w:rPr>
-        <w:rFonts w:ascii="Wingdings" w:hAnsi="Wingdings" w:cs="Wingdings" w:hint="default"/>
-      </w:rPr>
+        <w:ind w:left="4320" w:hanging="480"/>
+      </w:pPr>
     </w:lvl>
     <w:lvl w:ilvl="6">
       <w:numFmt w:val="bullet"/>
-      <w:lvlText w:val=""/>
+      <w:lvlText w:val="•"/>
       <w:lvlJc w:val="left"/>
       <w:pPr>
-        <w:ind w:left="5040" w:hanging="360"/>
-      </w:pPr>
-      <w:rPr>
-        <w:rFonts w:ascii="Symbol" w:hAnsi="Symbol" w:cs="Symbol" w:hint="default"/>
-      </w:rPr>
+        <w:ind w:left="5040" w:hanging="480"/>
+      </w:pPr>
     </w:lvl>
     <w:lvl w:ilvl="7">
       <w:numFmt w:val="bullet"/>
-      <w:lvlText w:val="o"/>
+      <w:lvlText w:val="–"/>
       <w:lvlJc w:val="left"/>
       <w:pPr>
-        <w:ind w:left="5760" w:hanging="360"/>
-      </w:pPr>
-      <w:rPr>
-        <w:rFonts w:ascii="Courier New" w:hAnsi="Courier New" w:cs="Courier New" w:hint="default"/>
-      </w:rPr>
+        <w:ind w:left="5760" w:hanging="480"/>
+      </w:pPr>
     </w:lvl>
     <w:lvl w:ilvl="8">
       <w:numFmt w:val="bullet"/>
-      <w:lvlText w:val=""/>
+      <w:lvlText w:val="•"/>
       <w:lvlJc w:val="left"/>
       <w:pPr>
-        <w:ind w:left="6480" w:hanging="360"/>
-      </w:pPr>
-      <w:rPr>
-        <w:rFonts w:ascii="Wingdings" w:hAnsi="Wingdings" w:cs="Wingdings" w:hint="default"/>
-      </w:rPr>
+        <w:ind w:left="6480" w:hanging="480"/>
+      </w:pPr>
     </w:lvl>
   </w:abstractNum>
   <w:num w:numId="1000">
@@ -2189,10 +2294,10 @@
     <w:name w:val="Body Text"/>
     <w:basedOn w:val="Normal"/>
     <w:link w:val="BodyTextChar"/>
-    <w:qFormat/>
     <w:pPr>
       <w:spacing w:after="180" w:before="180"/>
     </w:pPr>
+    <w:qFormat/>
   </w:style>
   <w:style w:customStyle="1" w:styleId="FirstParagraph" w:type="paragraph">
     <w:name w:val="First Paragraph"/>
@@ -2212,94 +2317,57 @@
     <w:name w:val="Title"/>
     <w:basedOn w:val="Normal"/>
     <w:next w:val="BodyText"/>
-    <w:link w:val="TitleChar"/>
-    <w:uiPriority w:val="10"/>
     <w:qFormat/>
-    <w:rsid w:val="00A10FD9"/>
     <w:pPr>
-      <w:spacing w:after="80" w:line="240" w:lineRule="auto"/>
-      <w:contextualSpacing/>
+      <w:keepNext/>
+      <w:keepLines/>
+      <w:spacing w:after="240" w:before="480"/>
       <w:jc w:val="center"/>
     </w:pPr>
     <w:rPr>
       <w:rFonts w:asciiTheme="majorHAnsi" w:cstheme="majorBidi" w:eastAsiaTheme="majorEastAsia" w:hAnsiTheme="majorHAnsi"/>
-      <w:sz w:val="56"/>
-      <w:szCs w:val="56"/>
-    </w:rPr>
-  </w:style>
-  <w:style w:customStyle="1" w:styleId="TitleChar" w:type="character">
-    <w:name w:val="Title Char"/>
-    <w:basedOn w:val="DefaultParagraphFont"/>
-    <w:link w:val="Title"/>
-    <w:uiPriority w:val="10"/>
-    <w:rsid w:val="00A10FD9"/>
-    <w:rPr>
-      <w:rFonts w:asciiTheme="majorHAnsi" w:cstheme="majorBidi" w:eastAsiaTheme="majorEastAsia" w:hAnsiTheme="majorHAnsi"/>
-      <w:sz w:val="56"/>
-      <w:szCs w:val="56"/>
+      <w:b/>
+      <w:bCs/>
+      <w:color w:themeColor="accent1" w:themeShade="B5" w:val="345A8A"/>
+      <w:sz w:val="36"/>
+      <w:szCs w:val="36"/>
     </w:rPr>
   </w:style>
   <w:style w:styleId="Subtitle" w:type="paragraph">
     <w:name w:val="Subtitle"/>
-    <w:basedOn w:val="Title"/>
-    <w:next w:val="BodyText"/>
-    <w:link w:val="SubtitleChar"/>
-    <w:uiPriority w:val="11"/>
-    <w:qFormat/>
-    <w:rsid w:val="00A10FD9"/>
-    <w:pPr>
-      <w:numPr>
-        <w:ilvl w:val="1"/>
-      </w:numPr>
-    </w:pPr>
-    <w:rPr>
-      <w:rFonts w:cstheme="majorBidi" w:eastAsiaTheme="majorEastAsia"/>
-      <w:spacing w:val="15"/>
-      <w:sz w:val="28"/>
-      <w:szCs w:val="28"/>
-    </w:rPr>
-  </w:style>
-  <w:style w:customStyle="1" w:styleId="SubtitleChar" w:type="character">
-    <w:name w:val="Subtitle Char"/>
-    <w:basedOn w:val="DefaultParagraphFont"/>
-    <w:link w:val="Subtitle"/>
-    <w:uiPriority w:val="11"/>
-    <w:rsid w:val="00A10FD9"/>
-    <w:rPr>
-      <w:rFonts w:cstheme="majorBidi" w:eastAsiaTheme="majorEastAsia"/>
-      <w:color w:themeColor="text1" w:themeTint="A6" w:val="595959"/>
-      <w:spacing w:val="15"/>
-      <w:sz w:val="28"/>
-      <w:szCs w:val="28"/>
-    </w:rPr>
-  </w:style>
-  <w:style w:customStyle="1" w:styleId="Author" w:type="paragraph">
-    <w:name w:val="Author"/>
     <w:basedOn w:val="Title"/>
     <w:next w:val="BodyText"/>
     <w:qFormat/>
     <w:pPr>
       <w:keepNext/>
       <w:keepLines/>
+      <w:spacing w:after="240" w:before="240"/>
+      <w:jc w:val="center"/>
     </w:pPr>
     <w:rPr>
-      <w:sz w:val="24"/>
-      <w:szCs w:val="24"/>
-    </w:rPr>
-  </w:style>
-  <w:style w:styleId="Date" w:type="paragraph">
-    <w:name w:val="Date"/>
-    <w:basedOn w:val="Title"/>
+      <w:sz w:val="30"/>
+      <w:szCs w:val="30"/>
+    </w:rPr>
+  </w:style>
+  <w:style w:customStyle="1" w:styleId="Author" w:type="paragraph">
+    <w:name w:val="Author"/>
     <w:next w:val="BodyText"/>
     <w:qFormat/>
     <w:pPr>
       <w:keepNext/>
       <w:keepLines/>
+      <w:jc w:val="center"/>
     </w:pPr>
-    <w:rPr>
-      <w:sz w:val="24"/>
-      <w:szCs w:val="24"/>
-    </w:rPr>
+  </w:style>
+  <w:style w:styleId="Date" w:type="paragraph">
+    <w:name w:val="Date"/>
+    <w:next w:val="BodyText"/>
+    <w:qFormat/>
+    <w:pPr>
+      <w:keepNext/>
+      <w:keepLines/>
+      <w:jc w:val="center"/>
+    </w:pPr>
   </w:style>
   <w:style w:customStyle="1" w:styleId="AbstractTitle" w:type="paragraph">
     <w:name w:val="Abstract Title"/>
@@ -2309,13 +2377,15 @@
     <w:pPr>
       <w:keepNext/>
       <w:keepLines/>
+      <w:jc w:val="center"/>
       <w:spacing w:after="0" w:before="300"/>
-      <w:jc w:val="center"/>
     </w:pPr>
     <w:rPr>
-      <w:b/>
       <w:sz w:val="20"/>
       <w:szCs w:val="20"/>
+      <w:b/>
+      <w:color w:val="345A8A"/>
+      &gt;
     </w:rPr>
   </w:style>
   <w:style w:customStyle="1" w:styleId="Abstract" w:type="paragraph">
@@ -2342,321 +2412,191 @@
     <w:rPr/>
   </w:style>
   <w:style w:styleId="Heading1" w:type="paragraph">
-    <w:name w:val="heading 1"/>
+    <w:name w:val="Heading 1"/>
     <w:basedOn w:val="Normal"/>
     <w:next w:val="BodyText"/>
-    <w:link w:val="Heading1Char"/>
     <w:uiPriority w:val="9"/>
     <w:qFormat/>
-    <w:rsid w:val="00A10FD9"/>
     <w:pPr>
       <w:keepNext/>
       <w:keepLines/>
-      <w:spacing w:after="80" w:before="360"/>
+      <w:spacing w:after="0" w:before="480"/>
       <w:outlineLvl w:val="0"/>
     </w:pPr>
     <w:rPr>
       <w:rFonts w:asciiTheme="majorHAnsi" w:cstheme="majorBidi" w:eastAsiaTheme="majorEastAsia" w:hAnsiTheme="majorHAnsi"/>
-      <w:color w:themeColor="accent1" w:themeShade="BF" w:val="0F4761"/>
-      <w:sz w:val="40"/>
-      <w:szCs w:val="40"/>
+      <w:b/>
+      <w:bCs/>
+      <w:color w:themeColor="accent1" w:val="4F81BD"/>
+      <w:sz w:val="32"/>
+      <w:szCs w:val="32"/>
     </w:rPr>
   </w:style>
   <w:style w:styleId="Heading2" w:type="paragraph">
-    <w:name w:val="heading 2"/>
+    <w:name w:val="Heading 2"/>
     <w:basedOn w:val="Normal"/>
     <w:next w:val="BodyText"/>
-    <w:link w:val="Heading2Char"/>
     <w:uiPriority w:val="9"/>
-    <w:semiHidden/>
     <w:unhideWhenUsed/>
     <w:qFormat/>
-    <w:rsid w:val="00A10FD9"/>
     <w:pPr>
       <w:keepNext/>
       <w:keepLines/>
-      <w:spacing w:after="80" w:before="160"/>
+      <w:spacing w:after="0" w:before="200"/>
       <w:outlineLvl w:val="1"/>
     </w:pPr>
     <w:rPr>
       <w:rFonts w:asciiTheme="majorHAnsi" w:cstheme="majorBidi" w:eastAsiaTheme="majorEastAsia" w:hAnsiTheme="majorHAnsi"/>
-      <w:color w:themeColor="accent1" w:themeShade="BF" w:val="0F4761"/>
-      <w:sz w:val="32"/>
-      <w:szCs w:val="32"/>
+      <w:b/>
+      <w:bCs/>
+      <w:color w:themeColor="accent1" w:val="4F81BD"/>
+      <w:sz w:val="28"/>
+      <w:szCs w:val="28"/>
     </w:rPr>
   </w:style>
   <w:style w:styleId="Heading3" w:type="paragraph">
-    <w:name w:val="heading 3"/>
+    <w:name w:val="Heading 3"/>
     <w:basedOn w:val="Normal"/>
     <w:next w:val="BodyText"/>
-    <w:link w:val="Heading3Char"/>
     <w:uiPriority w:val="9"/>
-    <w:semiHidden/>
     <w:unhideWhenUsed/>
     <w:qFormat/>
-    <w:rsid w:val="00A10FD9"/>
     <w:pPr>
       <w:keepNext/>
       <w:keepLines/>
-      <w:spacing w:after="80" w:before="160"/>
+      <w:spacing w:after="0" w:before="200"/>
       <w:outlineLvl w:val="2"/>
     </w:pPr>
     <w:rPr>
-      <w:rFonts w:cstheme="majorBidi" w:eastAsiaTheme="majorEastAsia"/>
-      <w:color w:themeColor="accent1" w:themeShade="BF" w:val="0F4761"/>
-      <w:sz w:val="28"/>
-      <w:szCs w:val="28"/>
+      <w:rFonts w:asciiTheme="majorHAnsi" w:cstheme="majorBidi" w:eastAsiaTheme="majorEastAsia" w:hAnsiTheme="majorHAnsi"/>
+      <w:b/>
+      <w:bCs/>
+      <w:color w:themeColor="accent1" w:val="4F81BD"/>
+      <w:sz w:val="24"/>
+      <w:szCs w:val="24"/>
     </w:rPr>
   </w:style>
   <w:style w:styleId="Heading4" w:type="paragraph">
-    <w:name w:val="heading 4"/>
+    <w:name w:val="Heading 4"/>
     <w:basedOn w:val="Normal"/>
     <w:next w:val="BodyText"/>
-    <w:link w:val="Heading4Char"/>
     <w:uiPriority w:val="9"/>
-    <w:semiHidden/>
     <w:unhideWhenUsed/>
     <w:qFormat/>
-    <w:rsid w:val="00A10FD9"/>
     <w:pPr>
       <w:keepNext/>
       <w:keepLines/>
-      <w:spacing w:after="40" w:before="80"/>
+      <w:spacing w:after="0" w:before="200"/>
       <w:outlineLvl w:val="3"/>
     </w:pPr>
     <w:rPr>
-      <w:rFonts w:cstheme="majorBidi" w:eastAsiaTheme="majorEastAsia"/>
+      <w:rFonts w:asciiTheme="majorHAnsi" w:cstheme="majorBidi" w:eastAsiaTheme="majorEastAsia" w:hAnsiTheme="majorHAnsi"/>
       <w:i/>
-      <w:iCs/>
-      <w:color w:themeColor="accent1" w:themeShade="BF" w:val="0F4761"/>
+      <w:bCs/>
+      <w:color w:themeColor="accent1" w:val="4F81BD"/>
+      <w:sz w:val="24"/>
+      <w:szCs w:val="24"/>
     </w:rPr>
   </w:style>
   <w:style w:styleId="Heading5" w:type="paragraph">
-    <w:name w:val="heading 5"/>
+    <w:name w:val="Heading 5"/>
     <w:basedOn w:val="Normal"/>
     <w:next w:val="BodyText"/>
-    <w:link w:val="Heading5Char"/>
     <w:uiPriority w:val="9"/>
-    <w:semiHidden/>
     <w:unhideWhenUsed/>
     <w:qFormat/>
-    <w:rsid w:val="00A10FD9"/>
     <w:pPr>
       <w:keepNext/>
       <w:keepLines/>
-      <w:spacing w:after="40" w:before="80"/>
+      <w:spacing w:after="0" w:before="200"/>
       <w:outlineLvl w:val="4"/>
     </w:pPr>
     <w:rPr>
-      <w:rFonts w:cstheme="majorBidi" w:eastAsiaTheme="majorEastAsia"/>
-      <w:color w:themeColor="accent1" w:themeShade="BF" w:val="0F4761"/>
+      <w:rFonts w:asciiTheme="majorHAnsi" w:cstheme="majorBidi" w:eastAsiaTheme="majorEastAsia" w:hAnsiTheme="majorHAnsi"/>
+      <w:iCs/>
+      <w:color w:themeColor="accent1" w:val="4F81BD"/>
+      <w:sz w:val="24"/>
+      <w:szCs w:val="24"/>
     </w:rPr>
   </w:style>
   <w:style w:styleId="Heading6" w:type="paragraph">
-    <w:name w:val="heading 6"/>
+    <w:name w:val="Heading 6"/>
     <w:basedOn w:val="Normal"/>
     <w:next w:val="BodyText"/>
-    <w:link w:val="Heading6Char"/>
     <w:uiPriority w:val="9"/>
-    <w:semiHidden/>
     <w:unhideWhenUsed/>
     <w:qFormat/>
-    <w:rsid w:val="00A10FD9"/>
     <w:pPr>
       <w:keepNext/>
       <w:keepLines/>
-      <w:spacing w:after="0" w:before="40"/>
+      <w:spacing w:after="0" w:before="200"/>
       <w:outlineLvl w:val="5"/>
     </w:pPr>
     <w:rPr>
-      <w:rFonts w:cstheme="majorBidi" w:eastAsiaTheme="majorEastAsia"/>
-      <w:i/>
-      <w:iCs/>
-      <w:color w:themeColor="text1" w:themeTint="A6" w:val="595959"/>
+      <w:rFonts w:asciiTheme="majorHAnsi" w:cstheme="majorBidi" w:eastAsiaTheme="majorEastAsia" w:hAnsiTheme="majorHAnsi"/>
+      <w:color w:themeColor="accent1" w:val="4F81BD"/>
+      <w:sz w:val="24"/>
+      <w:szCs w:val="24"/>
     </w:rPr>
   </w:style>
   <w:style w:styleId="Heading7" w:type="paragraph">
-    <w:name w:val="heading 7"/>
+    <w:name w:val="Heading 7"/>
     <w:basedOn w:val="Normal"/>
     <w:next w:val="BodyText"/>
-    <w:link w:val="Heading7Char"/>
     <w:uiPriority w:val="9"/>
-    <w:semiHidden/>
     <w:unhideWhenUsed/>
     <w:qFormat/>
-    <w:rsid w:val="00A10FD9"/>
     <w:pPr>
       <w:keepNext/>
       <w:keepLines/>
-      <w:spacing w:after="0" w:before="40"/>
+      <w:spacing w:after="0" w:before="200"/>
       <w:outlineLvl w:val="6"/>
     </w:pPr>
     <w:rPr>
-      <w:rFonts w:cstheme="majorBidi" w:eastAsiaTheme="majorEastAsia"/>
-      <w:color w:themeColor="text1" w:themeTint="A6" w:val="595959"/>
+      <w:rFonts w:asciiTheme="majorHAnsi" w:cstheme="majorBidi" w:eastAsiaTheme="majorEastAsia" w:hAnsiTheme="majorHAnsi"/>
+      <w:color w:themeColor="accent1" w:val="4F81BD"/>
+      <w:sz w:val="24"/>
+      <w:szCs w:val="24"/>
     </w:rPr>
   </w:style>
   <w:style w:styleId="Heading8" w:type="paragraph">
-    <w:name w:val="heading 8"/>
+    <w:name w:val="Heading 8"/>
     <w:basedOn w:val="Normal"/>
     <w:next w:val="BodyText"/>
-    <w:link w:val="Heading8Char"/>
     <w:uiPriority w:val="9"/>
-    <w:semiHidden/>
     <w:unhideWhenUsed/>
     <w:qFormat/>
-    <w:rsid w:val="00A10FD9"/>
     <w:pPr>
       <w:keepNext/>
       <w:keepLines/>
-      <w:spacing w:after="0"/>
+      <w:spacing w:after="0" w:before="200"/>
       <w:outlineLvl w:val="7"/>
     </w:pPr>
     <w:rPr>
-      <w:rFonts w:cstheme="majorBidi" w:eastAsiaTheme="majorEastAsia"/>
-      <w:i/>
-      <w:iCs/>
-      <w:color w:themeColor="text1" w:themeTint="D8" w:val="272727"/>
+      <w:rFonts w:asciiTheme="majorHAnsi" w:cstheme="majorBidi" w:eastAsiaTheme="majorEastAsia" w:hAnsiTheme="majorHAnsi"/>
+      <w:color w:themeColor="accent1" w:val="4F81BD"/>
+      <w:sz w:val="24"/>
+      <w:szCs w:val="24"/>
     </w:rPr>
   </w:style>
   <w:style w:styleId="Heading9" w:type="paragraph">
-    <w:name w:val="heading 9"/>
+    <w:name w:val="Heading 9"/>
     <w:basedOn w:val="Normal"/>
     <w:next w:val="BodyText"/>
-    <w:link w:val="Heading9Char"/>
     <w:uiPriority w:val="9"/>
-    <w:semiHidden/>
     <w:unhideWhenUsed/>
     <w:qFormat/>
-    <w:rsid w:val="00A10FD9"/>
     <w:pPr>
       <w:keepNext/>
       <w:keepLines/>
-      <w:spacing w:after="0"/>
+      <w:spacing w:after="0" w:before="200"/>
       <w:outlineLvl w:val="8"/>
     </w:pPr>
     <w:rPr>
-      <w:rFonts w:cstheme="majorBidi" w:eastAsiaTheme="majorEastAsia"/>
-      <w:color w:themeColor="text1" w:themeTint="D8" w:val="272727"/>
-    </w:rPr>
-  </w:style>
-  <w:style w:customStyle="1" w:styleId="Heading1Char" w:type="character">
-    <w:name w:val="Heading 1 Char"/>
-    <w:basedOn w:val="DefaultParagraphFont"/>
-    <w:link w:val="Heading1"/>
-    <w:uiPriority w:val="9"/>
-    <w:rsid w:val="00A10FD9"/>
-    <w:rPr>
       <w:rFonts w:asciiTheme="majorHAnsi" w:cstheme="majorBidi" w:eastAsiaTheme="majorEastAsia" w:hAnsiTheme="majorHAnsi"/>
-      <w:color w:themeColor="accent1" w:themeShade="BF" w:val="0F4761"/>
-      <w:sz w:val="40"/>
-      <w:szCs w:val="40"/>
-    </w:rPr>
-  </w:style>
-  <w:style w:customStyle="1" w:styleId="Heading2Char" w:type="character">
-    <w:name w:val="Heading 2 Char"/>
-    <w:basedOn w:val="DefaultParagraphFont"/>
-    <w:link w:val="Heading2"/>
-    <w:uiPriority w:val="9"/>
-    <w:semiHidden/>
-    <w:rsid w:val="00A10FD9"/>
-    <w:rPr>
-      <w:rFonts w:asciiTheme="majorHAnsi" w:cstheme="majorBidi" w:eastAsiaTheme="majorEastAsia" w:hAnsiTheme="majorHAnsi"/>
-      <w:color w:themeColor="accent1" w:themeShade="BF" w:val="0F4761"/>
-      <w:sz w:val="32"/>
-      <w:szCs w:val="32"/>
-    </w:rPr>
-  </w:style>
-  <w:style w:customStyle="1" w:styleId="Heading3Char" w:type="character">
-    <w:name w:val="Heading 3 Char"/>
-    <w:basedOn w:val="DefaultParagraphFont"/>
-    <w:link w:val="Heading3"/>
-    <w:uiPriority w:val="9"/>
-    <w:semiHidden/>
-    <w:rsid w:val="00A10FD9"/>
-    <w:rPr>
-      <w:rFonts w:cstheme="majorBidi" w:eastAsiaTheme="majorEastAsia"/>
-      <w:color w:themeColor="accent1" w:themeShade="BF" w:val="0F4761"/>
-      <w:sz w:val="28"/>
-      <w:szCs w:val="28"/>
-    </w:rPr>
-  </w:style>
-  <w:style w:customStyle="1" w:styleId="Heading4Char" w:type="character">
-    <w:name w:val="Heading 4 Char"/>
-    <w:basedOn w:val="DefaultParagraphFont"/>
-    <w:link w:val="Heading4"/>
-    <w:uiPriority w:val="9"/>
-    <w:semiHidden/>
-    <w:rsid w:val="00A10FD9"/>
-    <w:rPr>
-      <w:rFonts w:cstheme="majorBidi" w:eastAsiaTheme="majorEastAsia"/>
-      <w:i/>
-      <w:iCs/>
-      <w:color w:themeColor="accent1" w:themeShade="BF" w:val="0F4761"/>
-    </w:rPr>
-  </w:style>
-  <w:style w:customStyle="1" w:styleId="Heading5Char" w:type="character">
-    <w:name w:val="Heading 5 Char"/>
-    <w:basedOn w:val="DefaultParagraphFont"/>
-    <w:link w:val="Heading5"/>
-    <w:uiPriority w:val="9"/>
-    <w:semiHidden/>
-    <w:rsid w:val="00A10FD9"/>
-    <w:rPr>
-      <w:rFonts w:cstheme="majorBidi" w:eastAsiaTheme="majorEastAsia"/>
-      <w:color w:themeColor="accent1" w:themeShade="BF" w:val="0F4761"/>
-    </w:rPr>
-  </w:style>
-  <w:style w:customStyle="1" w:styleId="Heading6Char" w:type="character">
-    <w:name w:val="Heading 6 Char"/>
-    <w:basedOn w:val="DefaultParagraphFont"/>
-    <w:link w:val="Heading6"/>
-    <w:uiPriority w:val="9"/>
-    <w:semiHidden/>
-    <w:rsid w:val="00A10FD9"/>
-    <w:rPr>
-      <w:rFonts w:cstheme="majorBidi" w:eastAsiaTheme="majorEastAsia"/>
-      <w:i/>
-      <w:iCs/>
-      <w:color w:themeColor="text1" w:themeTint="A6" w:val="595959"/>
-    </w:rPr>
-  </w:style>
-  <w:style w:customStyle="1" w:styleId="Heading7Char" w:type="character">
-    <w:name w:val="Heading 7 Char"/>
-    <w:basedOn w:val="DefaultParagraphFont"/>
-    <w:link w:val="Heading7"/>
-    <w:uiPriority w:val="9"/>
-    <w:semiHidden/>
-    <w:rsid w:val="00A10FD9"/>
-    <w:rPr>
-      <w:rFonts w:cstheme="majorBidi" w:eastAsiaTheme="majorEastAsia"/>
-      <w:color w:themeColor="text1" w:themeTint="A6" w:val="595959"/>
-    </w:rPr>
-  </w:style>
-  <w:style w:customStyle="1" w:styleId="Heading8Char" w:type="character">
-    <w:name w:val="Heading 8 Char"/>
-    <w:basedOn w:val="DefaultParagraphFont"/>
-    <w:link w:val="Heading8"/>
-    <w:uiPriority w:val="9"/>
-    <w:semiHidden/>
-    <w:rsid w:val="00A10FD9"/>
-    <w:rPr>
-      <w:rFonts w:cstheme="majorBidi" w:eastAsiaTheme="majorEastAsia"/>
-      <w:i/>
-      <w:iCs/>
-      <w:color w:themeColor="text1" w:themeTint="D8" w:val="272727"/>
-    </w:rPr>
-  </w:style>
-  <w:style w:customStyle="1" w:styleId="Heading9Char" w:type="character">
-    <w:name w:val="Heading 9 Char"/>
-    <w:basedOn w:val="DefaultParagraphFont"/>
-    <w:link w:val="Heading9"/>
-    <w:uiPriority w:val="9"/>
-    <w:semiHidden/>
-    <w:rsid w:val="00A10FD9"/>
-    <w:rPr>
-      <w:rFonts w:cstheme="majorBidi" w:eastAsiaTheme="majorEastAsia"/>
-      <w:color w:themeColor="text1" w:themeTint="D8" w:val="272727"/>
+      <w:color w:themeColor="accent1" w:val="4F81BD"/>
+      <w:sz w:val="24"/>
+      <w:szCs w:val="24"/>
     </w:rPr>
   </w:style>
   <w:style w:styleId="BlockText" w:type="paragraph">
@@ -2678,18 +2618,6 @@
     <w:uiPriority w:val="9"/>
     <w:unhideWhenUsed/>
     <w:qFormat/>
-  </w:style>
-  <w:style w:styleId="FootnoteBlockText" w:type="paragraph">
-    <w:name w:val="Footnote Block Text"/>
-    <w:basedOn w:val="FootnoteText"/>
-    <w:next w:val="FootnoteText"/>
-    <w:uiPriority w:val="9"/>
-    <w:unhideWhenUsed/>
-    <w:qFormat/>
-    <w:pPr>
-      <w:spacing w:after="100" w:before="100"/>
-      <w:ind w:firstLine="0" w:left="480" w:right="480"/>
-    </w:pPr>
   </w:style>
   <w:style w:default="1" w:styleId="DefaultParagraphFont" w:type="character">
     <w:name w:val="Default Paragraph Font"/>
@@ -2720,10 +2648,10 @@
         <w:jc w:val="left"/>
       </w:trPr>
       <w:tcPr>
+        <w:vAlign w:val="bottom"/>
         <w:tcBorders>
           <w:bottom w:val="single"/>
         </w:tcBorders>
-        <w:vAlign w:val="bottom"/>
       </w:tcPr>
     </w:tblStylePr>
   </w:style>
@@ -2838,8 +2766,8 @@
     <w:name w:val="KeywordTok"/>
     <w:basedOn w:val="VerbatimChar"/>
     <w:rPr>
+      <w:color w:val="007020"/>
       <w:b/>
-      <w:color w:val="007020"/>
     </w:rPr>
   </w:style>
   <w:style w:type="character" w:customStyle="1" w:styleId="DataTypeTok">
@@ -2916,42 +2844,42 @@
     <w:name w:val="ImportTok"/>
     <w:basedOn w:val="VerbatimChar"/>
     <w:rPr>
+      <w:color w:val="008000"/>
       <w:b/>
-      <w:color w:val="008000"/>
     </w:rPr>
   </w:style>
   <w:style w:type="character" w:customStyle="1" w:styleId="CommentTok">
     <w:name w:val="CommentTok"/>
     <w:basedOn w:val="VerbatimChar"/>
     <w:rPr>
+      <w:color w:val="60a0b0"/>
       <w:i/>
-      <w:color w:val="60a0b0"/>
     </w:rPr>
   </w:style>
   <w:style w:type="character" w:customStyle="1" w:styleId="DocumentationTok">
     <w:name w:val="DocumentationTok"/>
     <w:basedOn w:val="VerbatimChar"/>
     <w:rPr>
+      <w:color w:val="ba2121"/>
       <w:i/>
-      <w:color w:val="ba2121"/>
     </w:rPr>
   </w:style>
   <w:style w:type="character" w:customStyle="1" w:styleId="AnnotationTok">
     <w:name w:val="AnnotationTok"/>
     <w:basedOn w:val="VerbatimChar"/>
     <w:rPr>
+      <w:color w:val="60a0b0"/>
       <w:b/>
       <w:i/>
-      <w:color w:val="60a0b0"/>
     </w:rPr>
   </w:style>
   <w:style w:type="character" w:customStyle="1" w:styleId="CommentVarTok">
     <w:name w:val="CommentVarTok"/>
     <w:basedOn w:val="VerbatimChar"/>
     <w:rPr>
+      <w:color w:val="60a0b0"/>
       <w:b/>
       <w:i/>
-      <w:color w:val="60a0b0"/>
     </w:rPr>
   </w:style>
   <w:style w:type="character" w:customStyle="1" w:styleId="OtherTok">
@@ -2979,8 +2907,8 @@
     <w:name w:val="ControlFlowTok"/>
     <w:basedOn w:val="VerbatimChar"/>
     <w:rPr>
+      <w:color w:val="007020"/>
       <w:b/>
-      <w:color w:val="007020"/>
     </w:rPr>
   </w:style>
   <w:style w:type="character" w:customStyle="1" w:styleId="OperatorTok">
@@ -3025,34 +2953,34 @@
     <w:name w:val="InformationTok"/>
     <w:basedOn w:val="VerbatimChar"/>
     <w:rPr>
+      <w:color w:val="60a0b0"/>
       <w:b/>
       <w:i/>
-      <w:color w:val="60a0b0"/>
     </w:rPr>
   </w:style>
   <w:style w:type="character" w:customStyle="1" w:styleId="WarningTok">
     <w:name w:val="WarningTok"/>
     <w:basedOn w:val="VerbatimChar"/>
     <w:rPr>
+      <w:color w:val="60a0b0"/>
       <w:b/>
       <w:i/>
-      <w:color w:val="60a0b0"/>
     </w:rPr>
   </w:style>
   <w:style w:type="character" w:customStyle="1" w:styleId="AlertTok">
     <w:name w:val="AlertTok"/>
     <w:basedOn w:val="VerbatimChar"/>
     <w:rPr>
+      <w:color w:val="ff0000"/>
       <w:b/>
-      <w:color w:val="ff0000"/>
     </w:rPr>
   </w:style>
   <w:style w:type="character" w:customStyle="1" w:styleId="ErrorTok">
     <w:name w:val="ErrorTok"/>
     <w:basedOn w:val="VerbatimChar"/>
     <w:rPr>
+      <w:color w:val="ff0000"/>
       <w:b/>
-      <w:color w:val="ff0000"/>
     </w:rPr>
   </w:style>
   <w:style w:type="character" w:customStyle="1" w:styleId="NormalTok">
@@ -3074,44 +3002,44 @@
         <a:sysClr val="window" lastClr="FFFFFF"/>
       </a:lt1>
       <a:dk2>
-        <a:srgbClr val="0E2841"/>
+        <a:srgbClr val="1F497D"/>
       </a:dk2>
       <a:lt2>
-        <a:srgbClr val="E8E8E8"/>
+        <a:srgbClr val="EEECE1"/>
       </a:lt2>
       <a:accent1>
-        <a:srgbClr val="156082"/>
+        <a:srgbClr val="4F81BD"/>
       </a:accent1>
       <a:accent2>
-        <a:srgbClr val="E97132"/>
+        <a:srgbClr val="C0504D"/>
       </a:accent2>
       <a:accent3>
-        <a:srgbClr val="196B24"/>
+        <a:srgbClr val="9BBB59"/>
       </a:accent3>
       <a:accent4>
-        <a:srgbClr val="0F9ED5"/>
+        <a:srgbClr val="8064A2"/>
       </a:accent4>
       <a:accent5>
-        <a:srgbClr val="A02B93"/>
+        <a:srgbClr val="4BACC6"/>
       </a:accent5>
       <a:accent6>
-        <a:srgbClr val="4EA72E"/>
+        <a:srgbClr val="F79646"/>
       </a:accent6>
       <a:hlink>
-        <a:srgbClr val="467886"/>
+        <a:srgbClr val="0000FF"/>
       </a:hlink>
       <a:folHlink>
-        <a:srgbClr val="96607D"/>
+        <a:srgbClr val="800080"/>
       </a:folHlink>
     </a:clrScheme>
     <a:fontScheme name="Office">
       <a:majorFont>
-        <a:latin typeface="Aptos Display" panose="02110004020202020204"/>
+        <a:latin typeface="Calibri"/>
         <a:ea typeface=""/>
         <a:cs typeface=""/>
-        <a:font script="Jpan" typeface="游ゴシック Light"/>
+        <a:font script="Jpan" typeface="ＭＳ ゴシック"/>
         <a:font script="Hang" typeface="맑은 고딕"/>
-        <a:font script="Hans" typeface="等线 Light"/>
+        <a:font script="Hans" typeface="宋体"/>
         <a:font script="Hant" typeface="新細明體"/>
         <a:font script="Arab" typeface="Times New Roman"/>
         <a:font script="Hebr" typeface="Times New Roman"/>
@@ -3138,32 +3066,14 @@
         <a:font script="Mong" typeface="Mongolian Baiti"/>
         <a:font script="Viet" typeface="Times New Roman"/>
         <a:font script="Uigh" typeface="Microsoft Uighur"/>
-        <a:font script="Geor" typeface="Sylfaen"/>
-        <a:font script="Armn" typeface="Arial"/>
-        <a:font script="Bugi" typeface="Leelawadee UI"/>
-        <a:font script="Bopo" typeface="Microsoft JhengHei"/>
-        <a:font script="Java" typeface="Javanese Text"/>
-        <a:font script="Lisu" typeface="Segoe UI"/>
-        <a:font script="Mymr" typeface="Myanmar Text"/>
-        <a:font script="Nkoo" typeface="Ebrima"/>
-        <a:font script="Olck" typeface="Nirmala UI"/>
-        <a:font script="Osma" typeface="Ebrima"/>
-        <a:font script="Phag" typeface="Phagspa"/>
-        <a:font script="Syrn" typeface="Estrangelo Edessa"/>
-        <a:font script="Syrj" typeface="Estrangelo Edessa"/>
-        <a:font script="Syre" typeface="Estrangelo Edessa"/>
-        <a:font script="Sora" typeface="Nirmala UI"/>
-        <a:font script="Tale" typeface="Microsoft Tai Le"/>
-        <a:font script="Talu" typeface="Microsoft New Tai Lue"/>
-        <a:font script="Tfng" typeface="Ebrima"/>
       </a:majorFont>
       <a:minorFont>
-        <a:latin typeface="Aptos" panose="02110004020202020204"/>
+        <a:latin typeface="Cambria"/>
         <a:ea typeface=""/>
         <a:cs typeface=""/>
-        <a:font script="Jpan" typeface="游明朝"/>
+        <a:font script="Jpan" typeface="ＭＳ 明朝"/>
         <a:font script="Hang" typeface="맑은 고딕"/>
-        <a:font script="Hans" typeface="等线"/>
+        <a:font script="Hans" typeface="宋体"/>
         <a:font script="Hant" typeface="新細明體"/>
         <a:font script="Arab" typeface="Arial"/>
         <a:font script="Hebr" typeface="Arial"/>
@@ -3190,24 +3100,6 @@
         <a:font script="Mong" typeface="Mongolian Baiti"/>
         <a:font script="Viet" typeface="Arial"/>
         <a:font script="Uigh" typeface="Microsoft Uighur"/>
-        <a:font script="Geor" typeface="Sylfaen"/>
-        <a:font script="Armn" typeface="Arial"/>
-        <a:font script="Bugi" typeface="Leelawadee UI"/>
-        <a:font script="Bopo" typeface="Microsoft JhengHei"/>
-        <a:font script="Java" typeface="Javanese Text"/>
-        <a:font script="Lisu" typeface="Segoe UI"/>
-        <a:font script="Mymr" typeface="Myanmar Text"/>
-        <a:font script="Nkoo" typeface="Ebrima"/>
-        <a:font script="Olck" typeface="Nirmala UI"/>
-        <a:font script="Osma" typeface="Ebrima"/>
-        <a:font script="Phag" typeface="Phagspa"/>
-        <a:font script="Syrn" typeface="Estrangelo Edessa"/>
-        <a:font script="Syrj" typeface="Estrangelo Edessa"/>
-        <a:font script="Syre" typeface="Estrangelo Edessa"/>
-        <a:font script="Sora" typeface="Nirmala UI"/>
-        <a:font script="Tale" typeface="Microsoft Tai Le"/>
-        <a:font script="Talu" typeface="Microsoft New Tai Lue"/>
-        <a:font script="Tfng" typeface="Ebrima"/>
       </a:minorFont>
     </a:fontScheme>
     <a:fmtScheme name="Office">
@@ -3219,141 +3111,200 @@
           <a:gsLst>
             <a:gs pos="0">
               <a:schemeClr val="phClr">
-                <a:lumMod val="110000"/>
-                <a:satMod val="105000"/>
-                <a:tint val="67000"/>
+                <a:tint val="50000"/>
+                <a:satMod val="300000"/>
               </a:schemeClr>
             </a:gs>
-            <a:gs pos="50000">
+            <a:gs pos="35000">
               <a:schemeClr val="phClr">
-                <a:lumMod val="105000"/>
-                <a:satMod val="103000"/>
-                <a:tint val="73000"/>
+                <a:tint val="37000"/>
+                <a:satMod val="300000"/>
               </a:schemeClr>
             </a:gs>
             <a:gs pos="100000">
               <a:schemeClr val="phClr">
-                <a:lumMod val="105000"/>
-                <a:satMod val="109000"/>
-                <a:tint val="81000"/>
+                <a:tint val="15000"/>
+                <a:satMod val="350000"/>
               </a:schemeClr>
             </a:gs>
           </a:gsLst>
-          <a:lin ang="5400000" scaled="0"/>
+          <a:lin ang="16200000" scaled="1"/>
         </a:gradFill>
         <a:gradFill rotWithShape="1">
           <a:gsLst>
             <a:gs pos="0">
               <a:schemeClr val="phClr">
-                <a:satMod val="103000"/>
-                <a:lumMod val="102000"/>
-                <a:tint val="94000"/>
-              </a:schemeClr>
-            </a:gs>
-            <a:gs pos="50000">
-              <a:schemeClr val="phClr">
-                <a:satMod val="110000"/>
-                <a:lumMod val="100000"/>
+                <a:tint val="100000"/>
                 <a:shade val="100000"/>
+                <a:satMod val="130000"/>
               </a:schemeClr>
             </a:gs>
             <a:gs pos="100000">
               <a:schemeClr val="phClr">
-                <a:lumMod val="99000"/>
-                <a:satMod val="120000"/>
-                <a:shade val="78000"/>
+                <a:tint val="50000"/>
+                <a:shade val="100000"/>
+                <a:satMod val="350000"/>
               </a:schemeClr>
             </a:gs>
           </a:gsLst>
-          <a:lin ang="5400000" scaled="0"/>
+          <a:lin ang="16200000" scaled="0"/>
         </a:gradFill>
       </a:fillStyleLst>
       <a:lnStyleLst>
-        <a:ln w="6350" cap="flat" cmpd="sng" algn="ctr">
+        <a:ln w="9525" cap="flat" cmpd="sng" algn="ctr">
+          <a:solidFill>
+            <a:schemeClr val="phClr">
+              <a:shade val="95000"/>
+              <a:satMod val="105000"/>
+            </a:schemeClr>
+          </a:solidFill>
+          <a:prstDash val="solid"/>
+        </a:ln>
+        <a:ln w="25400" cap="flat" cmpd="sng" algn="ctr">
           <a:solidFill>
             <a:schemeClr val="phClr"/>
           </a:solidFill>
           <a:prstDash val="solid"/>
-          <a:miter lim="800000"/>
         </a:ln>
-        <a:ln w="12700" cap="flat" cmpd="sng" algn="ctr">
+        <a:ln w="38100" cap="flat" cmpd="sng" algn="ctr">
           <a:solidFill>
             <a:schemeClr val="phClr"/>
           </a:solidFill>
           <a:prstDash val="solid"/>
-          <a:miter lim="800000"/>
-        </a:ln>
-        <a:ln w="19050" cap="flat" cmpd="sng" algn="ctr">
-          <a:solidFill>
-            <a:schemeClr val="phClr"/>
-          </a:solidFill>
-          <a:prstDash val="solid"/>
-          <a:miter lim="800000"/>
         </a:ln>
       </a:lnStyleLst>
       <a:effectStyleLst>
         <a:effectStyle>
-          <a:effectLst/>
-        </a:effectStyle>
-        <a:effectStyle>
-          <a:effectLst/>
+          <a:effectLst>
+            <a:outerShdw blurRad="40000" dist="20000" dir="5400000" rotWithShape="0">
+              <a:srgbClr val="000000">
+                <a:alpha val="38000"/>
+              </a:srgbClr>
+            </a:outerShdw>
+          </a:effectLst>
         </a:effectStyle>
         <a:effectStyle>
           <a:effectLst>
-            <a:outerShdw blurRad="57150" dist="19050" dir="5400000" algn="ctr" rotWithShape="0">
+            <a:outerShdw blurRad="40000" dist="23000" dir="5400000" rotWithShape="0">
               <a:srgbClr val="000000">
-                <a:alpha val="63000"/>
+                <a:alpha val="35000"/>
               </a:srgbClr>
             </a:outerShdw>
           </a:effectLst>
+        </a:effectStyle>
+        <a:effectStyle>
+          <a:effectLst>
+            <a:outerShdw blurRad="40000" dist="23000" dir="5400000" rotWithShape="0">
+              <a:srgbClr val="000000">
+                <a:alpha val="35000"/>
+              </a:srgbClr>
+            </a:outerShdw>
+          </a:effectLst>
+          <a:scene3d>
+            <a:camera prst="orthographicFront">
+              <a:rot lat="0" lon="0" rev="0"/>
+            </a:camera>
+            <a:lightRig rig="threePt" dir="t">
+              <a:rot lat="0" lon="0" rev="1200000"/>
+            </a:lightRig>
+          </a:scene3d>
+          <a:sp3d>
+            <a:bevelT w="63500" h="25400"/>
+          </a:sp3d>
         </a:effectStyle>
       </a:effectStyleLst>
       <a:bgFillStyleLst>
         <a:solidFill>
           <a:schemeClr val="phClr"/>
         </a:solidFill>
-        <a:solidFill>
-          <a:schemeClr val="phClr">
-            <a:tint val="95000"/>
-            <a:satMod val="170000"/>
-          </a:schemeClr>
-        </a:solidFill>
         <a:gradFill rotWithShape="1">
           <a:gsLst>
             <a:gs pos="0">
               <a:schemeClr val="phClr">
-                <a:tint val="93000"/>
-                <a:satMod val="150000"/>
-                <a:shade val="98000"/>
-                <a:lumMod val="102000"/>
+                <a:tint val="40000"/>
+                <a:satMod val="350000"/>
               </a:schemeClr>
             </a:gs>
-            <a:gs pos="50000">
+            <a:gs pos="40000">
               <a:schemeClr val="phClr">
-                <a:tint val="98000"/>
-                <a:satMod val="130000"/>
-                <a:shade val="90000"/>
-                <a:lumMod val="103000"/>
+                <a:tint val="45000"/>
+                <a:shade val="99000"/>
+                <a:satMod val="350000"/>
               </a:schemeClr>
             </a:gs>
             <a:gs pos="100000">
               <a:schemeClr val="phClr">
-                <a:shade val="63000"/>
-                <a:satMod val="120000"/>
+                <a:shade val="20000"/>
+                <a:satMod val="255000"/>
               </a:schemeClr>
             </a:gs>
           </a:gsLst>
-          <a:lin ang="5400000" scaled="0"/>
+          <a:path path="circle">
+            <a:fillToRect l="50000" t="-80000" r="50000" b="180000"/>
+          </a:path>
+        </a:gradFill>
+        <a:gradFill rotWithShape="1">
+          <a:gsLst>
+            <a:gs pos="0">
+              <a:schemeClr val="phClr">
+                <a:tint val="80000"/>
+                <a:satMod val="300000"/>
+              </a:schemeClr>
+            </a:gs>
+            <a:gs pos="100000">
+              <a:schemeClr val="phClr">
+                <a:shade val="30000"/>
+                <a:satMod val="200000"/>
+              </a:schemeClr>
+            </a:gs>
+          </a:gsLst>
+          <a:path path="circle">
+            <a:fillToRect l="50000" t="50000" r="50000" b="50000"/>
+          </a:path>
         </a:gradFill>
       </a:bgFillStyleLst>
     </a:fmtScheme>
   </a:themeElements>
-  <a:objectDefaults/>
+  <a:objectDefaults>
+    <a:spDef>
+      <a:spPr/>
+      <a:bodyPr/>
+      <a:lstStyle/>
+      <a:style>
+        <a:lnRef idx="1">
+          <a:schemeClr val="accent1"/>
+        </a:lnRef>
+        <a:fillRef idx="3">
+          <a:schemeClr val="accent1"/>
+        </a:fillRef>
+        <a:effectRef idx="2">
+          <a:schemeClr val="accent1"/>
+        </a:effectRef>
+        <a:fontRef idx="minor">
+          <a:schemeClr val="lt1"/>
+        </a:fontRef>
+      </a:style>
+    </a:spDef>
+    <a:lnDef>
+      <a:spPr/>
+      <a:bodyPr/>
+      <a:lstStyle/>
+      <a:style>
+        <a:lnRef idx="2">
+          <a:schemeClr val="accent1"/>
+        </a:lnRef>
+        <a:fillRef idx="0">
+          <a:schemeClr val="accent1"/>
+        </a:fillRef>
+        <a:effectRef idx="1">
+          <a:schemeClr val="accent1"/>
+        </a:effectRef>
+        <a:fontRef idx="minor">
+          <a:schemeClr val="tx1"/>
+        </a:fontRef>
+      </a:style>
+    </a:lnDef>
+  </a:objectDefaults>
   <a:extraClrSchemeLst/>
-  <a:extLst>
-    <a:ext uri="{05A4C25C-085E-4340-85A3-A5531E510DB2}">
-      <thm15:themeFamily xmlns:thm15="http://schemas.microsoft.com/office/thememl/2012/main" name="Office Theme" id="{2E142A2C-CD16-42D6-873A-C26D2A0506FA}" vid="{1BDDFF52-6CD6-40A5-AB3C-68EB2F1E4D0A}"/>
-    </a:ext>
-  </a:extLst>
 </a:theme>
 </file>